--- a/rajasthan-nurse-50/Test_25_Full_Test_Ordered.docx
+++ b/rajasthan-nurse-50/Test_25_Full_Test_Ordered.docx
@@ -34,7 +34,7 @@
     </w:p>
     <w:p>
       <w:r>
-        <w:t>Solution: Low-purine diet and allopurinol prevent uric acid stones.</w:t>
+        <w:t>Solution: ✅ Correct Answer: A. Avoid purine-rich foods and alcohol | 🧠 Clinical Rationale: Low-purine diet and allopurinol prevent uric acid stones. | ❌ Why Not Others? | B — Eat organ meats: not the appropriate nursing action here | C — Dehydrate: not the appropriate nursing action here | D — Skip medications: not the appropriate nursing action here | ⚠️ Exam Trap: Read the exact question — the correct fact and its look-alike options are easy to interchange. | 💎 PNC Pearl: Avoid purine-rich foods and alcohol → Low-purine diet and allopurinol prevent uric acid stones</w:t>
       </w:r>
     </w:p>
     <w:p>
@@ -79,7 +79,7 @@
     </w:p>
     <w:p>
       <w:r>
-        <w:t>Solution: Unrelieved chest pain after one tablet needs emergency help.</w:t>
+        <w:t>Solution: ✅ Correct Answer: A. Sit down and call if pain is not relieved in 5 minutes | 🧠 Clinical Rationale: Unrelieved chest pain after one tablet needs emergency help. | ❌ Why Not Others? | B — Stand up quickly: not the appropriate nursing action here | C — Chew the tablet: not the appropriate nursing action here | D — Swallow whole: not the appropriate nursing action here | ⚠️ Exam Trap: Read the exact question — the correct fact and its look-alike options are easy to interchange. | 💎 PNC Pearl: Sit down and call if pain is not relieved in 5 minutes → Unrelieved chest pain after one tablet needs emergency help</w:t>
       </w:r>
     </w:p>
     <w:p>
@@ -124,7 +124,7 @@
     </w:p>
     <w:p>
       <w:r>
-        <w:t>Solution: Macrolides cause nausea and can prolong the QT interval.</w:t>
+        <w:t>Solution: ✅ Correct Answer: A. GI upset and QT prolongation | 🧠 Clinical Rationale: Macrolides cause nausea and can prolong the QT interval. | ❌ Why Not Others? | B — Nephrotoxicity: Vancomycin infusion reactions and renal toxicity need monitoring. | C — Haemolysis: Hyperkalaemia can cause arrhythmias; treat with calcium, insulin-glucose, and exchange. | D — Bradycardia: Bradycardia = 60 beats per minute | ⚠️ Exam Trap: Read the exact question — the correct fact and its look-alike options are easy to interchange. | 💎 PNC Pearl: GI upset and QT prolongation → Macrolides cause nausea and can prolong the QT interval</w:t>
       </w:r>
     </w:p>
     <w:p>
@@ -169,7 +169,7 @@
     </w:p>
     <w:p>
       <w:r>
-        <w:t>Solution: Omega-3s (EPA/DHA) are cardioprotective.</w:t>
+        <w:t>Solution: ✅ Correct Answer: A. Fish oil and flaxseed | 🧠 Clinical Rationale: Omega-3s (EPA/DHA) are cardioprotective. | ❌ Why Not Others? | B — Ghee: not the appropriate nursing action here | C — Butter: not the appropriate nursing action here | D — Fried foods: not the appropriate nursing action here | ⚠️ Exam Trap: Read the exact question — the correct fact and its look-alike options are easy to interchange. | 💎 PNC Pearl: Fish oil and flaxseed → Omega-3s (EPA/DHA) are cardioprotective</w:t>
       </w:r>
     </w:p>
     <w:p>
@@ -214,7 +214,7 @@
     </w:p>
     <w:p>
       <w:r>
-        <w:t>Solution: Beta cells release insulin; alpha cells release glucagon.</w:t>
+        <w:t>Solution: ✅ Correct Answer: A. Beta cells of the pancreas | 🧠 Clinical Rationale: Beta cells release insulin; alpha cells release glucagon. | ❌ Why Not Others? | B — Alpha cells: Secrete glucagon (raises glucose); beta cells secrete insulin; delta cells secrete somatostatin. | C — Liver: Vitamin K-dependent factors are synthesised in the liver. | D — Adrenal gland: not the appropriate nursing action here | ⚠️ Exam Trap: Read the exact question — the correct fact and its look-alike options are easy to interchange. | 💎 PNC Pearl: Beta cells of the pancreas → Beta cells release insulin; alpha cells release glucagon</w:t>
       </w:r>
     </w:p>
     <w:p>
@@ -259,7 +259,7 @@
     </w:p>
     <w:p>
       <w:r>
-        <w:t>Solution: Aortic regurgitation gives a high-pitched early diastolic murmur at the left sternal border.</w:t>
+        <w:t>Solution: ✅ Correct Answer: A. An early diastolic blowing murmur | 🧠 Clinical Rationale: Aortic regurgitation gives a high-pitched early diastolic murmur at the left sternal border. | ❌ Why Not Others? | B — A systolic ejection murmur: not the appropriate nursing action here | C — A mid-diastolic rumble: Mitral stenosis: low-pitched mid-diastolic rumble best heard at the apex with the bell. | D — A continuous murmur: not the appropriate nursing action here | ⚠️ Exam Trap: Read the exact question — the correct fact and its look-alike options are easy to interchange. | 💎 PNC Pearl: An early diastolic blowing murmur → Aortic regurgitation gives a high-pitched early diastolic murmur at the left sternal border</w:t>
       </w:r>
     </w:p>
     <w:p>
@@ -304,7 +304,7 @@
     </w:p>
     <w:p>
       <w:r>
-        <w:t>Solution: IV loop diuretics (furosemide) rapidly reduce preload and pulmonary congestion.</w:t>
+        <w:t>Solution: ✅ Correct Answer: A. Furosemide (IV) | 🧠 Clinical Rationale: IV loop diuretics (furosemide) rapidly reduce preload and pulmonary congestion. | ❌ Why Not Others? | B — Digoxin: Count the apical pulse for 1 minute; hold digoxin if &lt;60 in adults. — not the first | C — Atropine: Raises the heart rate in symptomatic bradycardia. — not the first | D — Dopamine: RLS responds to dopamine agonists and iron correction. — not the first | ⚠️ Exam Trap: Read the exact question — the correct fact and its look-alike options are easy to interchange. | 💎 PNC Pearl: Furosemide (IV) = the first</w:t>
       </w:r>
     </w:p>
     <w:p>
@@ -349,7 +349,7 @@
     </w:p>
     <w:p>
       <w:r>
-        <w:t>Solution: Active genital herpes at delivery infects the baby; caesarean and acyclovir reduce risk.</w:t>
+        <w:t>Solution: ✅ Correct Answer: A. Maternal genital herpes during delivery | 🧠 Clinical Rationale: Active genital herpes at delivery infects the baby; caesarean and acyclovir reduce risk. | ❌ Why Not Others? | B — Kissing: not the appropriate nursing action here | C — Diet: INH depletes B6; supplement to prevent neuropathy. | D — Exercise: Calcium, vitamin D, and fall prevention maintain bone health. | ⚠️ Exam Trap: Read the exact question — the correct fact and its look-alike options are easy to interchange. | 💎 PNC Pearl: Maternal genital herpes during delivery → Active genital herpes at delivery infects the baby; caesarean and acyclovir reduce risk</w:t>
       </w:r>
     </w:p>
     <w:p>
@@ -394,7 +394,7 @@
     </w:p>
     <w:p>
       <w:r>
-        <w:t>Solution: IPT targets grief, role disputes, and transitions.</w:t>
+        <w:t>Solution: ✅ Correct Answer: A. Improving relationships to treat depression | 🧠 Clinical Rationale: IPT targets grief, role disputes, and transitions. | ❌ Why Not Others? | B — Socializing: not the appropriate nursing action here | C — Diet: INH depletes B6; supplement to prevent neuropathy. | D — Exercise: Calcium, vitamin D, and fall prevention maintain bone health. | ⚠️ Exam Trap: Read the exact question — the correct fact and its look-alike options are easy to interchange. | 💎 PNC Pearl: Improving relationships to treat depression → IPT targets grief, role disputes, and transitions</w:t>
       </w:r>
     </w:p>
     <w:p>
@@ -439,7 +439,7 @@
     </w:p>
     <w:p>
       <w:r>
-        <w:t>Solution: ADHD has strong heritability; behavioural therapy and medication (methylphenidate) help.</w:t>
+        <w:t>Solution: ✅ Correct Answer: A. Multifactorial: genetic and environmental | 🧠 Clinical Rationale: ADHD has strong heritability; behavioural therapy and medication (methylphenidate) help. | ❌ Why Not Others? | B — Diet always: not the appropriate nursing action here | C — Vaccination always: not the appropriate nursing action here | D — Trauma: Birth trauma, episiotomy pain, and epidurals impair bladder sensation; monitor voiding closely. | ⚠️ Exam Trap: Read the exact question — the correct fact and its look-alike options are easy to interchange. | 💎 PNC Pearl: Multifactorial: genetic and environmental → ADHD has strong heritability; behavioural therapy and medication (methylphenidate) help</w:t>
       </w:r>
     </w:p>
     <w:p>
@@ -484,7 +484,7 @@
     </w:p>
     <w:p>
       <w:r>
-        <w:t>Solution: Fowler's position is 45-60°; high Fowler's is 90°.</w:t>
+        <w:t>Solution: ✅ Correct Answer: A. 45-60 degrees | 🧠 Clinical Rationale: Fowler's position is 45-60°; high Fowler's is 90°. | ❌ Why Not Others? | B — 90 degrees: IM injections use a 90° angle; SC uses 45-90°. | C — 15 degrees: Intradermal injections go just under the epidermis. | D — Flat: Basal (glargine/detemir) insulins provide steady background insulin without a pronounced peak. | ⚠️ Exam Trap: Read the exact question — the correct fact and its look-alike options are easy to interchange. | 💎 PNC Pearl: 45-60 degrees → Fowler's position is 45-60°; high Fowler's is 90°</w:t>
       </w:r>
     </w:p>
     <w:p>
@@ -529,7 +529,7 @@
     </w:p>
     <w:p>
       <w:r>
-        <w:t>Solution: GCS assesses level of consciousness.</w:t>
+        <w:t>Solution: ✅ Correct Answer: A. Glasgow Coma Scale | 🧠 Clinical Rationale: GCS assesses level of consciousness. | ❌ Why Not Others? | B — General Coma Scale: not the appropriate nursing action here | C — Grading Consciousness Scale: not the appropriate nursing action here | D — Glasgow Consciousness Score: not the appropriate nursing action here | ⚠️ Exam Trap: Don’t confuse "Glasgow Coma Scale" with "General Coma Scale" — they look alike and are easy to interchange. | 💎 PNC Pearl: Glasgow Coma Scale → GCS assesses level of consciousness</w:t>
       </w:r>
     </w:p>
     <w:p>
@@ -574,7 +574,7 @@
     </w:p>
     <w:p>
       <w:r>
-        <w:t>Solution: HAV spreads through contaminated food and water; vaccine prevents it.</w:t>
+        <w:t>Solution: ✅ Correct Answer: A. Faeco-oral route | 🧠 Clinical Rationale: HAV spreads through contaminated food and water; vaccine prevents it. | ❌ Why Not Others? | B — Blood: Blood = Aorta | C — Sex: Ascribed status is involuntary; achieved status is earned. | D — Air: Its haveli frescoes make it an open-air gallery. | ⚠️ Exam Trap: Read the exact question — the correct fact and its look-alike options are easy to interchange. | 💎 PNC Pearl: HAV spreads through contaminated food and water; vaccine prevents it.</w:t>
       </w:r>
     </w:p>
     <w:p>
@@ -619,7 +619,7 @@
     </w:p>
     <w:p>
       <w:r>
-        <w:t>Solution: Include families in psychoeducation.</w:t>
+        <w:t>Solution: ✅ Correct Answer: A. Understanding illness and treatment improves adherence | 🧠 Clinical Rationale: Include families in psychoeducation. | ❌ Why Not Others? | B — Extra information alone: not the appropriate nursing action here | C — Diet: INH depletes B6; supplement to prevent neuropathy. | D — Exercise: Calcium, vitamin D, and fall prevention maintain bone health. | ⚠️ Exam Trap: Read the exact question — the correct fact and its look-alike options are easy to interchange. | 💎 PNC Pearl: Understanding illness and treatment improves adherence → Include families in psychoeducation</w:t>
       </w:r>
     </w:p>
     <w:p>
@@ -664,7 +664,7 @@
     </w:p>
     <w:p>
       <w:r>
-        <w:t>Solution: Iodized salt prevents goitre, cretinism, and intellectual impairment.</w:t>
+        <w:t>Solution: ✅ Correct Answer: A. Inadequate dietary iodine | 🧠 Clinical Rationale: Iodized salt prevents goitre, cretinism, and intellectual impairment. | ❌ Why Not Others? | B — Excess iodine: not the appropriate nursing action here | C — Genetics: Diet and heredity drive LDL; statins and lifestyle lower it. | D — Trauma: Birth trauma, episiotomy pain, and epidurals impair bladder sensation; monitor voiding closely. | ⚠️ Exam Trap: Read the exact question — the correct fact and its look-alike options are easy to interchange. | 💎 PNC Pearl: Inadequate dietary iodine → Iodized salt prevents goitre, cretinism, and intellectual impairment</w:t>
       </w:r>
     </w:p>
     <w:p>
@@ -709,7 +709,7 @@
     </w:p>
     <w:p>
       <w:r>
-        <w:t>Solution: Humans have 46 chromosomes (22 pairs of autosomes + 1 pair of sex chromosomes).</w:t>
+        <w:t>Solution: ✅ Correct Answer: A. 46 (23 pairs) | 🧠 Clinical Rationale: Humans have 46 chromosomes (22 pairs of autosomes + 1 pair of sex chromosomes). | ❌ Why Not Others? | B — 23: an incorrect number | C — 48: an incorrect number | D — 44: an incorrect number | ⚠️ Exam Trap: Don’t confuse "46 (23 pairs)" with "23" — they look alike and are easy to interchange. | 💎 PNC Pearl: 46 (23 pairs) → Humans have 46 chromosomes (22 pairs of autosomes + 1 pair of sex chromosomes)</w:t>
       </w:r>
     </w:p>
     <w:p>
@@ -754,7 +754,7 @@
     </w:p>
     <w:p>
       <w:r>
-        <w:t>Solution: Allopurinol prevents urate formation in gout; give with fluids and monitor for rash.</w:t>
+        <w:t>Solution: ✅ Correct Answer: A. Inhibiting xanthine oxidase to reduce uric acid production | 🧠 Clinical Rationale: Allopurinol prevents urate formation in gout; give with fluids and monitor for rash. | ❌ Why Not Others? | B — Increasing uric acid excretion: not the appropriate nursing action here | C — Blocking purine absorption: not the appropriate nursing action here | D — Alkalizing urine: not the appropriate nursing action here | ⚠️ Exam Trap: Don’t confuse "Inhibiting xanthine oxidase to reduce uric acid production" with "Increasing uric acid excretion" — they look alike and are easy to interchange. | 💎 PNC Pearl: Inhibiting xanthine oxidase to reduce uric acid production → Allopurinol prevents urate formation in gout; give with fluids and monitor for rash</w:t>
       </w:r>
     </w:p>
     <w:p>
@@ -799,7 +799,7 @@
     </w:p>
     <w:p>
       <w:r>
-        <w:t>Solution: Olfaction detects odours in the nasal cavity.</w:t>
+        <w:t>Solution: ✅ Correct Answer: A. Smell | 🧠 Clinical Rationale: Olfaction detects odours in the nasal cavity. | ❌ Why Not Others? | B — Taste: not the appropriate nursing action here | C — Hearing: Aminoglycosides are ototoxic and nephrotoxic. | D — Touch: not the appropriate nursing action here | ⚠️ Exam Trap: Read the exact question — the correct fact and its look-alike options are easy to interchange. | 💎 PNC Pearl: Smell → Olfaction detects odours in the nasal cavity</w:t>
       </w:r>
     </w:p>
     <w:p>
@@ -844,7 +844,7 @@
     </w:p>
     <w:p>
       <w:r>
-        <w:t>Solution: Community programmes and social engagement help.</w:t>
+        <w:t>Solution: ✅ Correct Answer: A. Social isolation after bereavement or retirement | 🧠 Clinical Rationale: Community programmes and social engagement help. | ❌ Why Not Others? | B — Diet: INH depletes B6; supplement to prevent neuropathy. | C — Exercise: Calcium, vitamin D, and fall prevention maintain bone health. | D — Vaccination: Absence of a scar does not mean no protection; check vaccination records. | ⚠️ Exam Trap: Read the exact question — the correct fact and its look-alike options are easy to interchange. | 💎 PNC Pearl: Social isolation after bereavement or retirement → Community programmes and social engagement help</w:t>
       </w:r>
     </w:p>
     <w:p>
@@ -889,7 +889,7 @@
     </w:p>
     <w:p>
       <w:r>
-        <w:t>Solution: Delirium is acute, fluctuating, and often reversible; find and treat the cause.</w:t>
+        <w:t>Solution: ✅ Correct Answer: A. Multifactorial: infection, drugs, and metabolic disturbance | 🧠 Clinical Rationale: Delirium is acute, fluctuating, and often reversible; find and treat the cause. | ❌ Why Not Others? | B — Dementia progression: not the appropriate nursing action here | C — Normal ageing: not the appropriate nursing action here | D — Diet: INH depletes B6; supplement to prevent neuropathy. | ⚠️ Exam Trap: Read the exact question — the correct fact and its look-alike options are easy to interchange. | 💎 PNC Pearl: Multifactorial: infection, drugs, and metabolic disturbance → Delirium is acute, fluctuating, and often reversible; find and treat the cause</w:t>
       </w:r>
     </w:p>
     <w:p>
@@ -934,7 +934,7 @@
     </w:p>
     <w:p>
       <w:r>
-        <w:t>Solution: Privacy preserves dignity.</w:t>
+        <w:t>Solution: ✅ Correct Answer: A. By closing the curtain/door | 🧠 Clinical Rationale: Privacy preserves dignity. | ❌ Why Not Others? | B — Never: Crushing SR/ER tablets causes dose dumping. | C — Only for VIPs: not the appropriate nursing action here | D — Only at night: not the appropriate nursing action here | ⚠️ Exam Trap: Read the exact question — the correct fact and its look-alike options are easy to interchange. | 💎 PNC Pearl: By closing the curtain/door → Privacy preserves dignity</w:t>
       </w:r>
     </w:p>
     <w:p>
@@ -979,7 +979,7 @@
     </w:p>
     <w:p>
       <w:r>
-        <w:t>Solution: OHSS follows hCG-triggered luteinization with massive ovarian enlargement and third-space fluid loss.</w:t>
+        <w:t>Solution: ✅ Correct Answer: A. hCG exposure after aggressive gonadotrophin stimulation | 🧠 Clinical Rationale: OHSS follows hCG-triggered luteinization with massive ovarian enlargement and third-space fluid loss. | ❌ Why Not Others? | B — Spontaneous ovulation: not the appropriate nursing action here | C — Diet: INH depletes B6; supplement to prevent neuropathy. | D — Exercise: Calcium, vitamin D, and fall prevention maintain bone health. | ⚠️ Exam Trap: Read the exact question — the correct fact and its look-alike options are easy to interchange. | 💎 PNC Pearl: hCG exposure after aggressive gonadotrophin stimulation → OHSS follows hCG-triggered luteinization with massive ovarian enlargement and third-space fluid loss</w:t>
       </w:r>
     </w:p>
     <w:p>
@@ -1024,7 +1024,7 @@
     </w:p>
     <w:p>
       <w:r>
-        <w:t>Solution: Iron carries oxygen in haemoglobin and myoglobin.</w:t>
+        <w:t>Solution: ✅ Correct Answer: A. Haemoglobin synthesis and oxygen transport | 🧠 Clinical Rationale: Iron carries oxygen in haemoglobin and myoglobin. | ❌ Why Not Others? | B — Bone density: DMPA causes irregular bleeding, weight gain, and possible bone density loss; counsel accordingly. | C — Vision: Acute closed-angle glaucoma is an emergency (fixed mid-dilated pupil, nausea); treat to prevent blindness. | D — Clotting: Platelets form plugs in haemostasis. | ⚠️ Exam Trap: Read the exact question — the correct fact and its look-alike options are easy to interchange. | 💎 PNC Pearl: Haemoglobin synthesis and oxygen transport → Iron carries oxygen in haemoglobin and myoglobin</w:t>
       </w:r>
     </w:p>
     <w:p>
@@ -1069,7 +1069,7 @@
     </w:p>
     <w:p>
       <w:r>
-        <w:t>Solution: Comprehensive discharge planning reduces readmissions.</w:t>
+        <w:t>Solution: ✅ Correct Answer: A. Falls, infections, and medication problems | 🧠 Clinical Rationale: Comprehensive discharge planning reduces readmissions. | ❌ Why Not Others? | B — Diet: INH depletes B6; supplement to prevent neuropathy. | C — Climate: NMSA promotes sustainable agriculture. | D — Genetics: Diet and heredity drive LDL; statins and lifestyle lower it. | ⚠️ Exam Trap: Read the exact question — the correct fact and its look-alike options are easy to interchange. | 💎 PNC Pearl: Falls, infections, and medication problems → Comprehensive discharge planning reduces readmissions</w:t>
       </w:r>
     </w:p>
     <w:p>
@@ -1114,7 +1114,7 @@
     </w:p>
     <w:p>
       <w:r>
-        <w:t>Solution: Dizygotic twins from double ovulation are more common and increase with maternal age and fertility treatment.</w:t>
+        <w:t>Solution: ✅ Correct Answer: A. Dizygotic (fraternal) twins | 🧠 Clinical Rationale: Dizygotic twins from double ovulation are more common and increase with maternal age and fertility treatment. | ❌ Why Not Others? | B — Monozygotic always: not the appropriate nursing action here | C — Conjoined always: not the appropriate nursing action here | D — Vanishing twins: not the appropriate nursing action here | ⚠️ Exam Trap: Read the exact question — the correct fact and its look-alike options are easy to interchange. | 💎 PNC Pearl: Dizygotic (fraternal) twins → Dizygotic twins from double ovulation are more common and increase with maternal age and fertility treatment</w:t>
       </w:r>
     </w:p>
     <w:p>
@@ -1159,7 +1159,7 @@
     </w:p>
     <w:p>
       <w:r>
-        <w:t>Solution: Daily weights and symptom monitoring track fluid status.</w:t>
+        <w:t>Solution: ✅ Correct Answer: A. Daily weight, oedema, dyspnoea, and lung sounds | 🧠 Clinical Rationale: Daily weights and symptom monitoring track fluid status. | ❌ Why Not Others? | B — Only temperature: not the appropriate nursing action here | C — Only appetite: not the appropriate nursing action here | D — Only sleep: not the appropriate nursing action here | ⚠️ Exam Trap: Read the exact question — the correct fact and its look-alike options are easy to interchange. | 💎 PNC Pearl: Daily weight, oedema, dyspnoea, and lung sounds → Daily weights and symptom monitoring track fluid status</w:t>
       </w:r>
     </w:p>
     <w:p>
@@ -1204,7 +1204,7 @@
     </w:p>
     <w:p>
       <w:r>
-        <w:t>Solution: DID involves distinct identities from overwhelming early trauma.</w:t>
+        <w:t>Solution: ✅ Correct Answer: A. Severe childhood trauma with fragmented identity | 🧠 Clinical Rationale: DID involves distinct identities from overwhelming early trauma. | ❌ Why Not Others? | B — Imagination: not the appropriate nursing action here | C — Diet: INH depletes B6; supplement to prevent neuropathy. | D — Exercise: Calcium, vitamin D, and fall prevention maintain bone health. | ⚠️ Exam Trap: Read the exact question — the correct fact and its look-alike options are easy to interchange. | 💎 PNC Pearl: Severe childhood trauma with fragmented identity → DID involves distinct identities from overwhelming early trauma</w:t>
       </w:r>
     </w:p>
     <w:p>
@@ -1249,7 +1249,7 @@
     </w:p>
     <w:p>
       <w:r>
-        <w:t>Solution: Poverty, feeding practices, and infection cycle cause undernutrition.</w:t>
+        <w:t>Solution: ✅ Correct Answer: A. Inadequate food intake and repeated infections | 🧠 Clinical Rationale: Poverty, feeding practices, and infection cycle cause undernutrition. | ❌ Why Not Others? | B — Genetics: Diet and heredity drive LDL; statins and lifestyle lower it. | C — Climate: NMSA promotes sustainable agriculture. | D — Vaccination: Absence of a scar does not mean no protection; check vaccination records. | ⚠️ Exam Trap: Read the exact question — the correct fact and its look-alike options are easy to interchange. | 💎 PNC Pearl: Inadequate food intake and repeated infections → Poverty, feeding practices, and infection cycle cause undernutrition</w:t>
       </w:r>
     </w:p>
     <w:p>
@@ -1294,7 +1294,7 @@
     </w:p>
     <w:p>
       <w:r>
-        <w:t>Solution: Enteric coating protects the stomach; crushing destroys it.</w:t>
+        <w:t>Solution: ✅ Correct Answer: A. Whole, never crushed | 🧠 Clinical Rationale: Enteric coating protects the stomach; crushing destroys it. | ❌ Why Not Others? | B — Crushed in food: not the appropriate nursing action here | C — Chewed: Chewing aspirin speeds absorption and early benefit. | D — Dissolved in water: not the appropriate nursing action here | ⚠️ Exam Trap: Read the exact question — the correct fact and its look-alike options are easy to interchange. | 💎 PNC Pearl: Enteric coating protects the stomach; crushing destroys it.</w:t>
       </w:r>
     </w:p>
     <w:p>
@@ -1339,7 +1339,7 @@
     </w:p>
     <w:p>
       <w:r>
-        <w:t>Solution: Fragility fractures affect the hip, distal radius, and spine.</w:t>
+        <w:t>Solution: ✅ Correct Answer: A. Hip, wrist, and vertebrae | 🧠 Clinical Rationale: Fragility fractures affect the hip, distal radius, and spine. | ❌ Why Not Others? | B — Skull: Skull = Sphenoid bone | C — Scapula: The scapula forms the posterior shoulder. | D — Ribs only: not the appropriate nursing action here | ⚠️ Exam Trap: Read the exact question — the correct fact and its look-alike options are easy to interchange. | 💎 PNC Pearl: Hip, wrist, and vertebrae → Fragility fractures affect the hip, distal radius, and spine</w:t>
       </w:r>
     </w:p>
     <w:p>
@@ -1384,7 +1384,7 @@
     </w:p>
     <w:p>
       <w:r>
-        <w:t>Solution: CD8+ cytotoxic T cells kill infected cells.</w:t>
+        <w:t>Solution: ✅ Correct Answer: A. Cytotoxic T cells | 🧠 Clinical Rationale: CD8+ cytotoxic T cells kill infected cells. | ❌ Why Not Others? | B — B cells: Plasma cells secrete immunoglobulins. | C — Macrophages only: not the appropriate nursing action here | D — Neutrophils only: not the appropriate nursing action here | ⚠️ Exam Trap: Read the exact question — the correct fact and its look-alike options are easy to interchange. | 💎 PNC Pearl: Cytotoxic T cells → CD8+ kill infected cells</w:t>
       </w:r>
     </w:p>
     <w:p>
@@ -1429,7 +1429,7 @@
     </w:p>
     <w:p>
       <w:r>
-        <w:t>Solution: Free medicine and test schemes (JSSK, JSS) lower costs.</w:t>
+        <w:t>Solution: ✅ Correct Answer: A. Reducing out-of-pocket costs | 🧠 Clinical Rationale: Free medicine and test schemes (JSSK, JSS) lower costs. | ❌ Why Not Others? | B — Marketing: Social marketing positions health as attractive and accessible. | C — Diet: INH depletes B6; supplement to prevent neuropathy. | D — Climate: NMSA promotes sustainable agriculture. | ⚠️ Exam Trap: Read the exact question — the correct fact and its look-alike options are easy to interchange. | 💎 PNC Pearl: Reducing out-of-pocket costs → Free medicine and test schemes (JSSK, JSS) lower costs</w:t>
       </w:r>
     </w:p>
     <w:p>
@@ -1474,7 +1474,7 @@
     </w:p>
     <w:p>
       <w:r>
-        <w:t>Solution: India eradicated dracunculiasis through safe water programmes.</w:t>
+        <w:t>Solution: ✅ Correct Answer: A. Dracunculus medinensis | 🧠 Clinical Rationale: India eradicated dracunculiasis through safe water programmes. | ❌ Why Not Others? | B — Wuchereria: Filarial worms cause lymphoedema and hydrocele via Culex mosquitoes. | C — Ascaris: Causes malnutrition and intestinal obstruction in heavy loads; deworming (albendazole) treats it. | D — Taenia: Cysticercosis causes seizures and is common in endemic areas. | ⚠️ Exam Trap: Read the exact question — the correct fact and its look-alike options are easy to interchange. | 💎 PNC Pearl: Dracunculus medinensis → India eradicated dracunculiasis through safe water programmes</w:t>
       </w:r>
     </w:p>
     <w:p>
@@ -1519,7 +1519,7 @@
     </w:p>
     <w:p>
       <w:r>
-        <w:t>Solution: MH is a hypermetabolic crisis triggered by depolarizing muscle relaxants and inhalational agents in susceptible individuals.</w:t>
+        <w:t>Solution: ✅ Correct Answer: A. Succinylcholine and volatile anaesthetics | 🧠 Clinical Rationale: MH is a hypermetabolic crisis triggered by depolarizing muscle relaxants and inhalational agents in susceptible individuals. | ❌ Why Not Others? | B — Propofol alone: not the appropriate nursing action here | C — Regional anaesthesia: not the appropriate nursing action here | D — Oxygen: Erythropoietin stimulates red cell production. | ⚠️ Exam Trap: Read the exact question — the correct fact and its look-alike options are easy to interchange. | 💎 PNC Pearl: Succinylcholine and volatile anaesthetics → MH is a hypermetabolic crisis triggered by depolarizing muscle relaxants and inhalational agents in susceptible individuals</w:t>
       </w:r>
     </w:p>
     <w:p>
@@ -1564,7 +1564,7 @@
     </w:p>
     <w:p>
       <w:r>
-        <w:t>Solution: Nutrition programmes targeting women address it.</w:t>
+        <w:t>Solution: ✅ Correct Answer: A. Food allocation bias and early marriage | 🧠 Clinical Rationale: Nutrition programmes targeting women address it. | ❌ Why Not Others? | B — Genetics: Diet and heredity drive LDL; statins and lifestyle lower it. | C — Climate: NMSA promotes sustainable agriculture. | D — Diet: INH depletes B6; supplement to prevent neuropathy. | ⚠️ Exam Trap: Read the exact question — the correct fact and its look-alike options are easy to interchange. | 💎 PNC Pearl: Nutrition programmes targeting women address it.</w:t>
       </w:r>
     </w:p>
     <w:p>
@@ -1609,7 +1609,7 @@
     </w:p>
     <w:p>
       <w:r>
-        <w:t>Solution: Pulse pressure = systolic − diastolic; normal is about 30–40 mmHg.</w:t>
+        <w:t>Solution: ✅ Correct Answer: A. Pulse pressure | 🧠 Clinical Rationale: Pulse pressure = systolic − diastolic; normal is about 30–40 mmHg. | ❌ Why Not Others? | B — Mean arterial pressure: not the appropriate nursing action here | C — Stroke volume: not the appropriate nursing action here | D — Cardiac output: Bounding pulses occur with increased stroke volume. | ⚠️ Exam Trap: Read the exact question — the correct fact and its look-alike options are easy to interchange. | 💎 PNC Pearl: Pulse pressure → = systolic − diastolic; normal is about 30–40 mmHg</w:t>
       </w:r>
     </w:p>
     <w:p>
@@ -1654,7 +1654,7 @@
     </w:p>
     <w:p>
       <w:r>
-        <w:t>Solution: Refer early for dialysis and transplant.</w:t>
+        <w:t>Solution: ✅ Correct Answer: A. Delayed dialysis and infection | 🧠 Clinical Rationale: Refer early for dialysis and transplant. | ❌ Why Not Others? | B — Diet: INH depletes B6; supplement to prevent neuropathy. | C — Exercise: Calcium, vitamin D, and fall prevention maintain bone health. | D — Vaccination: Absence of a scar does not mean no protection; check vaccination records. | ⚠️ Exam Trap: Read the exact question — the correct fact and its look-alike options are easy to interchange. | 💎 PNC Pearl: Delayed dialysis and infection → Refer early for dialysis and transplant</w:t>
       </w:r>
     </w:p>
     <w:p>
@@ -1699,7 +1699,7 @@
     </w:p>
     <w:p>
       <w:r>
-        <w:t>Solution: Glucagon raises blood sugar when oral intake is impossible.</w:t>
+        <w:t>Solution: ✅ Correct Answer: A. Is unconscious from hypoglycaemia | 🧠 Clinical Rationale: Glucagon raises blood sugar when oral intake is impossible. | ❌ Why Not Others? | B — Has high sugar: not the appropriate nursing action here | C — Is hungry: not the appropriate nursing action here | D — Is sleeping: not the appropriate nursing action here | ⚠️ Exam Trap: Read the exact question — the correct fact and its look-alike options are easy to interchange. | 💎 PNC Pearl: Is unconscious from hypoglycaemia → Glucagon raises blood sugar when oral intake is impossible</w:t>
       </w:r>
     </w:p>
     <w:p>
@@ -1744,7 +1744,7 @@
     </w:p>
     <w:p>
       <w:r>
-        <w:t>Solution: Over half of first-trimester losses are due to chromosomal anomalies.</w:t>
+        <w:t>Solution: ✅ Correct Answer: A. Chromosomal abnormalities | 🧠 Clinical Rationale: Over half of first-trimester losses are due to chromosomal anomalies. | ❌ Why Not Others? | B — Maternal hypertension: Uteroplacental insufficiency (pre-eclampsia, chronic hypertension) is the leading cause of IUGR. | C — Infection: Loss of immunoglobulins predisposes to peritonitis and cellulitis; also watch thrombosis. | D — Trauma: Birth trauma, episiotomy pain, and epidurals impair bladder sensation; monitor voiding closely. | ⚠️ Exam Trap: Read the exact question — the correct fact and its look-alike options are easy to interchange. | 💎 PNC Pearl: Chromosomal abnormalities → Over half of first-trimester losses are due to chromosomal anomalies</w:t>
       </w:r>
     </w:p>
     <w:p>
@@ -1789,7 +1789,7 @@
     </w:p>
     <w:p>
       <w:r>
-        <w:t>Solution: Sebaceous glands secrete oily sebum.</w:t>
+        <w:t>Solution: ✅ Correct Answer: A. Sebaceous glands | 🧠 Clinical Rationale: Sebaceous glands secrete oily sebum. | ❌ Why Not Others? | B — Sweat glands: not the appropriate nursing action here | C — Lacrimal glands: not the appropriate nursing action here | D — Thyroid glands: not the appropriate nursing action here | ⚠️ Exam Trap: Read the exact question — the correct fact and its look-alike options are easy to interchange. | 💎 PNC Pearl: Sebaceous glands → secrete oily sebum</w:t>
       </w:r>
     </w:p>
     <w:p>
@@ -1834,7 +1834,7 @@
     </w:p>
     <w:p>
       <w:r>
-        <w:t>Solution: Myelin insulates and speeds nerve conduction.</w:t>
+        <w:t>Solution: ✅ Correct Answer: A. Schwann cells (PNS) and oligodendrocytes (CNS) | 🧠 Clinical Rationale: Myelin insulates and speeds nerve conduction. | ❌ Why Not Others? | B — Neurons only: not the appropriate nursing action here | C — Red cells: The spleen filters blood and stores platelets. | D — Fibroblasts: Granulation fills healing wounds. | ⚠️ Exam Trap: Read the exact question — the correct fact and its look-alike options are easy to interchange. | 💎 PNC Pearl: Schwann cells (PNS) and oligodendrocytes (CNS) → Myelin insulates and speeds nerve conduction</w:t>
       </w:r>
     </w:p>
     <w:p>
@@ -1879,7 +1879,7 @@
     </w:p>
     <w:p>
       <w:r>
-        <w:t>Solution: Low health literacy worsens outcomes; use plain language.</w:t>
+        <w:t>Solution: ✅ Correct Answer: A. Understanding and acting on health information | 🧠 Clinical Rationale: Low health literacy worsens outcomes; use plain language. | ❌ Why Not Others? | B — Reading skill only: not the appropriate nursing action here | C — Diet: INH depletes B6; supplement to prevent neuropathy. | D — Climate: NMSA promotes sustainable agriculture. | ⚠️ Exam Trap: Read the exact question — the correct fact and its look-alike options are easy to interchange. | 💎 PNC Pearl: Understanding and acting on health information → Low health literacy worsens outcomes; use plain language</w:t>
       </w:r>
     </w:p>
     <w:p>
@@ -1924,7 +1924,7 @@
     </w:p>
     <w:p>
       <w:r>
-        <w:t>Solution: Capsules (e.g., pneumococcus) resist host defences.</w:t>
+        <w:t>Solution: ✅ Correct Answer: A. Protect against phagocytosis (virulence) | 🧠 Clinical Rationale: Capsules (e.g., pneumococcus) resist host defences. | ❌ Why Not Others? | B — Help motility: not the appropriate nursing action here | C — Store energy: not the appropriate nursing action here | D — Fix nitrogen: not the appropriate nursing action here | ⚠️ Exam Trap: Read the exact question — the correct fact and its look-alike options are easy to interchange. | 💎 PNC Pearl: Protect against phagocytosis (virulence) → Capsules (e.g., pneumococcus) resist host defences</w:t>
       </w:r>
     </w:p>
     <w:p>
@@ -1969,7 +1969,7 @@
     </w:p>
     <w:p>
       <w:r>
-        <w:t>Solution: The t-test compares group means (e.g., before-after).</w:t>
+        <w:t>Solution: ✅ Correct Answer: A. Compare means between two groups | 🧠 Clinical Rationale: The t-test compares group means (e.g., before-after). | ❌ Why Not Others? | B — Test categorical association: not the appropriate nursing action here | C — Measure spread: not the appropriate nursing action here | D — Rank data: not the appropriate nursing action here | ⚠️ Exam Trap: Read the exact question — the correct fact and its look-alike options are easy to interchange. | 💎 PNC Pearl: Compare means between two groups → The t-test compares group means (e.g., before-after)</w:t>
       </w:r>
     </w:p>
     <w:p>
@@ -2014,7 +2014,7 @@
     </w:p>
     <w:p>
       <w:r>
-        <w:t>Solution: TBM complicates primary TB in young children; treat with 4-drug ATT.</w:t>
+        <w:t>Solution: ✅ Correct Answer: A. Haematogenous spread of Mycobacterium tuberculosis | 🧠 Clinical Rationale: TBM complicates primary TB in young children; treat with 4-drug ATT. | ❌ Why Not Others? | B — Direct trauma: not the appropriate nursing action here | C — Diet: INH depletes B6; supplement to prevent neuropathy. | D — Exercise: Calcium, vitamin D, and fall prevention maintain bone health. | ⚠️ Exam Trap: Read the exact question — the correct fact and its look-alike options are easy to interchange. | 💎 PNC Pearl: Haematogenous spread of Mycobacterium tuberculosis → TBM complicates primary TB in young children; treat with 4-drug ATT</w:t>
       </w:r>
     </w:p>
     <w:p>
@@ -2059,7 +2059,7 @@
     </w:p>
     <w:p>
       <w:r>
-        <w:t>Solution: Contact precautions use gloves, gowns, and dedicated equipment.</w:t>
+        <w:t>Solution: ✅ Correct Answer: A. MRSA, C. difficile, and scabies | 🧠 Clinical Rationale: Contact precautions use gloves, gowns, and dedicated equipment. | ❌ Why Not Others? | B — TB: not the appropriate nursing action here | C — Measles: UIP achieved polio eradication and reduced measles deaths. | D — Influenza: Droplet precautions use surgical masks and spatial separation. | ⚠️ Exam Trap: Read the exact question — the correct fact and its look-alike options are easy to interchange. | 💎 PNC Pearl: MRSA, C. difficile, and scabies → Contact precautions use gloves, gowns, and dedicated equipment</w:t>
       </w:r>
     </w:p>
     <w:p>
@@ -2104,7 +2104,7 @@
     </w:p>
     <w:p>
       <w:r>
-        <w:t>Solution: Kerosene is commonly stored in soft-drink bottles; store poisons safely.</w:t>
+        <w:t>Solution: ✅ Correct Answer: A. Kerosene ingestion | 🧠 Clinical Rationale: Kerosene is commonly stored in soft-drink bottles; store poisons safely. | ❌ Why Not Others? | B — Pesticides always: not the appropriate nursing action here | C — Paracetamol always: not the appropriate nursing action here | D — Diet: INH depletes B6; supplement to prevent neuropathy. | ⚠️ Exam Trap: Read the exact question — the correct fact and its look-alike options are easy to interchange. | 💎 PNC Pearl: Kerosene ingestion → Kerosene is commonly stored in soft-drink bottles; store poisons safely</w:t>
       </w:r>
     </w:p>
     <w:p>
@@ -2149,7 +2149,7 @@
     </w:p>
     <w:p>
       <w:r>
-        <w:t>Solution: Text support meets users where they are comfortable.</w:t>
+        <w:t>Solution: ✅ Correct Answer: A. Reaching youth who avoid calls | 🧠 Clinical Rationale: Text support meets users where they are comfortable. | ❌ Why Not Others? | B — Replacing calls: not the appropriate nursing action here | C — Diet: INH depletes B6; supplement to prevent neuropathy. | D — Exercise: Calcium, vitamin D, and fall prevention maintain bone health. | ⚠️ Exam Trap: Read the exact question — the correct fact and its look-alike options are easy to interchange. | 💎 PNC Pearl: Reaching youth who avoid calls → Text support meets users where they are comfortable</w:t>
       </w:r>
     </w:p>
     <w:p>
@@ -2194,7 +2194,7 @@
     </w:p>
     <w:p>
       <w:r>
-        <w:t>Solution: Fibre, fruits, and vegetables reduce colon cancer risk.</w:t>
+        <w:t>Solution: ✅ Correct Answer: A. Low fibre, high processed meat | 🧠 Clinical Rationale: Fibre, fruits, and vegetables reduce colon cancer risk. | ❌ Why Not Others? | B — Vegetables: The plate method simplifies portion control. | C — Fruits: The plate method simplifies portion control. | D — Water: JJM (2019) provides functional tap connections to rural homes. | ⚠️ Exam Trap: Read the exact question — the correct fact and its look-alike options are easy to interchange. | 💎 PNC Pearl: Low fibre, high processed meat → Fibre, fruits, and vegetables reduce colon cancer risk</w:t>
       </w:r>
     </w:p>
     <w:p>
@@ -2239,7 +2239,7 @@
     </w:p>
     <w:p>
       <w:r>
-        <w:t>Solution: The biceps flexes the elbow and supinates the forearm.</w:t>
+        <w:t>Solution: ✅ Correct Answer: A. Flexion of the elbow | 🧠 Clinical Rationale: The biceps flexes the elbow and supinates the forearm. | ❌ Why Not Others? | B — Extension of the elbow: The triceps extends the elbow. | C — Abduction of the arm: not the appropriate nursing action here | D — Rotation of the wrist: not the appropriate nursing action here | ⚠️ Exam Trap: Don’t confuse "Flexion of the elbow" with "Extension of the elbow" — they look alike and are easy to interchange. | 💎 PNC Pearl: Flexion of the elbow → The biceps flexes the elbow and supinates the forearm</w:t>
       </w:r>
     </w:p>
     <w:p>
@@ -2284,7 +2284,7 @@
     </w:p>
     <w:p>
       <w:r>
-        <w:t>Solution: Reduce dopamine agonists carefully; use quetiapine/clozapine.</w:t>
+        <w:t>Solution: ✅ Correct Answer: A. Dopaminergic treatment and disease progression | 🧠 Clinical Rationale: Reduce dopamine agonists carefully; use quetiapine/clozapine. | ❌ Why Not Others? | B — Dementia only: not the appropriate nursing action here | C — Diet: INH depletes B6; supplement to prevent neuropathy. | D — Exercise: Calcium, vitamin D, and fall prevention maintain bone health. | ⚠️ Exam Trap: Read the exact question — the correct fact and its look-alike options are easy to interchange. | 💎 PNC Pearl: Dopaminergic treatment and disease progression → Reduce dopamine agonists carefully; use quetiapine/clozapine</w:t>
       </w:r>
     </w:p>
     <w:p>
@@ -2329,7 +2329,7 @@
     </w:p>
     <w:p>
       <w:r>
-        <w:t>Solution: Post-viral dilated cardiomyopathy causes heart failure; treat failure and transplant if needed.</w:t>
+        <w:t>Solution: ✅ Correct Answer: A. Dilated cardiomyopathy, often post-viral | 🧠 Clinical Rationale: Post-viral dilated cardiomyopathy causes heart failure; treat failure and transplant if needed. | ❌ Why Not Others? | B — Genetic always: not the appropriate nursing action here | C — Diet: INH depletes B6; supplement to prevent neuropathy. | D — Exercise: Calcium, vitamin D, and fall prevention maintain bone health. | ⚠️ Exam Trap: Read the exact question — the correct fact and its look-alike options are easy to interchange. | 💎 PNC Pearl: Dilated cardiomyopathy, often post-viral → Post-viral dilated cardiomyopathy causes heart failure; treat failure and transplant if needed</w:t>
       </w:r>
     </w:p>
     <w:p>
@@ -2374,7 +2374,7 @@
     </w:p>
     <w:p>
       <w:r>
-        <w:t>Solution: Pain shifts to McBurney's point with anorexia, fever, and rebound tenderness.</w:t>
+        <w:t>Solution: ✅ Correct Answer: A. Periumbilical pain migrating to the right lower quadrant | 🧠 Clinical Rationale: Pain shifts to McBurney's point with anorexia, fever, and rebound tenderness. | ❌ Why Not Others? | B — Flank pain: Ureteric stones cause agonising colic. | C — Chest pain: Women often present with atypical symptoms — fatigue, dyspnoea, nausea, and upper back pain. | D — Joint pain: OA is wear-and-tear cartilage loss; RA is autoimmune synovitis; gout is urate crystals. | ⚠️ Exam Trap: Read the exact question — the correct fact and its look-alike options are easy to interchange. | 💎 PNC Pearl: Periumbilical pain migrating to the right lower quadrant → Pain shifts to McBurney's point with anorexia, fever, and rebound tenderness</w:t>
       </w:r>
     </w:p>
     <w:p>
@@ -2419,7 +2419,7 @@
     </w:p>
     <w:p>
       <w:r>
-        <w:t>Solution: Home visits assess, teach, and refer; plan visits with purpose.</w:t>
+        <w:t>Solution: ✅ Correct Answer: A. Reaching vulnerable families with preventive care | 🧠 Clinical Rationale: Home visits assess, teach, and refer; plan visits with purpose. | ❌ Why Not Others? | B — Convenience: Convenience = Non-probability sampling | C — Diet: INH depletes B6; supplement to prevent neuropathy. | D — Climate: NMSA promotes sustainable agriculture. | ⚠️ Exam Trap: Read the exact question — the correct fact and its look-alike options are easy to interchange. | 💎 PNC Pearl: Reaching vulnerable families with preventive care → Home visits assess, teach, and refer; plan visits with purpose</w:t>
       </w:r>
     </w:p>
     <w:p>
@@ -2464,7 +2464,7 @@
     </w:p>
     <w:p>
       <w:r>
-        <w:t>Solution: Phosphate drops rapidly during refeeding; monitor and replace.</w:t>
+        <w:t>Solution: ✅ Correct Answer: A. Hypophosphataemia | 🧠 Clinical Rationale: Phosphate drops rapidly during refeeding; monitor and replace. | ❌ Why Not Others? | B — Hyperkalaemia: Spironolactone raises potassium; avoid with ACE inhibitors and potassium supplements. | C — Hypernatraemia: not the appropriate nursing action here | D — Hypoglycaemia: Insulin secretagogues cause hypoglycaemia, especially with missed meals or renal impairment. | ⚠️ Exam Trap: Read the exact question — the correct fact and its look-alike options are easy to interchange. | 💎 PNC Pearl: Hypophosphataemia → Phosphate drops rapidly during refeeding; monitor and replace</w:t>
       </w:r>
     </w:p>
     <w:p>
@@ -2509,7 +2509,7 @@
     </w:p>
     <w:p>
       <w:r>
-        <w:t>Solution: Clozapine requires strict blood monitoring.</w:t>
+        <w:t>Solution: ✅ Correct Answer: A. Agranulocytosis and myocarditis | 🧠 Clinical Rationale: Clozapine requires strict blood monitoring. | ❌ Why Not Others? | B — Nephrotoxicity: Vancomycin infusion reactions and renal toxicity need monitoring. | C — Bradycardia: Bradycardia = 60 beats per minute | D — Constipation only: not the appropriate nursing action here | ⚠️ Exam Trap: Read the exact question — the correct fact and its look-alike options are easy to interchange. | 💎 PNC Pearl: Agranulocytosis and myocarditis → Clozapine requires strict blood monitoring</w:t>
       </w:r>
     </w:p>
     <w:p>
@@ -2554,7 +2554,7 @@
     </w:p>
     <w:p>
       <w:r>
-        <w:t>Solution: Demonstration shows a skill step-by-step; return demonstration checks learning.</w:t>
+        <w:t>Solution: ✅ Correct Answer: A. Teaching psychomotor skills | 🧠 Clinical Rationale: Demonstration shows a skill step-by-step; return demonstration checks learning. | ❌ Why Not Others? | B — Teaching attitudes: not the appropriate nursing action here | C — Teaching theory only: not the appropriate nursing action here | D — Assessing knowledge: not the appropriate nursing action here | ⚠️ Exam Trap: Read the exact question — the correct fact and its look-alike options are easy to interchange. | 💎 PNC Pearl: Teaching psychomotor skills → Demonstration shows a skill step-by-step; return demonstration checks learning</w:t>
       </w:r>
     </w:p>
     <w:p>
@@ -2599,7 +2599,7 @@
     </w:p>
     <w:p>
       <w:r>
-        <w:t>Solution: Evening dosing and symptom reporting optimise statin safety.</w:t>
+        <w:t>Solution: ✅ Correct Answer: A. Report muscle pain, dark urine, and take it in the evening | 🧠 Clinical Rationale: Evening dosing and symptom reporting optimise statin safety. | ❌ Why Not Others? | B — Take it with grapefruit: not the appropriate nursing action here | C — Skip doses: DOACs need adherence; INR is not used for dabigatran. | D — Drink alcohol: not the appropriate nursing action here | ⚠️ Exam Trap: Read the exact question — the correct fact and its look-alike options are easy to interchange. | 💎 PNC Pearl: Report muscle pain, dark urine, and take it in the evening → Evening dosing and symptom reporting optimise statin safety</w:t>
       </w:r>
     </w:p>
     <w:p>
@@ -2644,7 +2644,7 @@
     </w:p>
     <w:p>
       <w:r>
-        <w:t>Solution: Ménière's: recurrent vertigo, roaring tinnitus, and fluctuating sensorineural hearing loss.</w:t>
+        <w:t>Solution: ✅ Correct Answer: A. Episodic vertigo, tinnitus, and fluctuating hearing loss | 🧠 Clinical Rationale: Ménière's: recurrent vertigo, roaring tinnitus, and fluctuating sensorineural hearing loss. | ❌ Why Not Others? | B — Painless hearing loss only: not the appropriate nursing action here | C — Purulent ear discharge: not the appropriate nursing action here | D — Facial palsy: not the appropriate nursing action here | ⚠️ Exam Trap: Don’t confuse "Episodic vertigo, tinnitus, and fluctuating hearing loss" with "Painless hearing loss only" — they look alike and are easy to interchange. | 💎 PNC Pearl: Episodic vertigo, tinnitus, and fluctuating hearing loss → Ménière's: recurrent vertigo, roaring tinnitus, and fluctuating sensorineural hearing loss</w:t>
       </w:r>
     </w:p>
     <w:p>
@@ -2689,7 +2689,7 @@
     </w:p>
     <w:p>
       <w:r>
-        <w:t>Solution: Luminal obstruction leads to inflammation and perforation.</w:t>
+        <w:t>Solution: ✅ Correct Answer: A. Obstruction of the appendiceal lumen (faecolith) | 🧠 Clinical Rationale: Luminal obstruction leads to inflammation and perforation. | ❌ Why Not Others? | B — Infection only: not the appropriate nursing action here | C — Trauma: Birth trauma, episiotomy pain, and epidurals impair bladder sensation; monitor voiding closely. | D — Cancer: Screen and treat comorbid depression in chronic disease. | ⚠️ Exam Trap: Read the exact question — the correct fact and its look-alike options are easy to interchange. | 💎 PNC Pearl: Obstruction of the appendiceal lumen (faecolith) → Luminal obstruction leads to inflammation and perforation</w:t>
       </w:r>
     </w:p>
     <w:p>
@@ -2734,7 +2734,7 @@
     </w:p>
     <w:p>
       <w:r>
-        <w:t>Solution: Severe thrombocytopenia (&lt;20,000) risks spontaneous bleeding, especially intracerebral.</w:t>
+        <w:t>Solution: ✅ Correct Answer: A. Spontaneous intracranial bleeding | 🧠 Clinical Rationale: Severe thrombocytopenia (&lt;20,000) risks spontaneous bleeding, especially intracerebral. | ❌ Why Not Others? | B — Thrombosis: Plaque rupture with thrombus blocks the coronary artery. | C — Infection: Loss of immunoglobulins predisposes to peritonitis and cellulitis; also watch thrombosis. | D — Anaemia: Affects more than half of pregnant women in India. | ⚠️ Exam Trap: Read the exact question — the correct fact and its look-alike options are easy to interchange. | 💎 PNC Pearl: Spontaneous intracranial bleeding → Severe thrombocytopenia (&lt;20,000) risks spontaneous bleeding, especially intracerebral</w:t>
       </w:r>
     </w:p>
     <w:p>
@@ -2779,7 +2779,7 @@
     </w:p>
     <w:p>
       <w:r>
-        <w:t>Solution: Gallstone disease is common in pregnancy; manage conservatively with surgery after delivery.</w:t>
+        <w:t>Solution: ✅ Correct Answer: A. Gallstones and hypertriglyceridaemia | 🧠 Clinical Rationale: Gallstone disease is common in pregnancy; manage conservatively with surgery after delivery. | ❌ Why Not Others? | B — Diet always: not the appropriate nursing action here | C — Exercise: Calcium, vitamin D, and fall prevention maintain bone health. | D — Vaccination: Absence of a scar does not mean no protection; check vaccination records. | ⚠️ Exam Trap: Read the exact question — the correct fact and its look-alike options are easy to interchange. | 💎 PNC Pearl: Gallstones and hypertriglyceridaemia → Gallstone disease is common in pregnancy; manage conservatively with surgery after delivery</w:t>
       </w:r>
     </w:p>
     <w:p>
@@ -2824,7 +2824,7 @@
     </w:p>
     <w:p>
       <w:r>
-        <w:t>Solution: Rapid overcorrection can cause cerebral or coronary hypoperfusion; target ~25% reduction in first hour.</w:t>
+        <w:t>Solution: ✅ Correct Answer: A. Gradually over minutes to hours, not abruptly | 🧠 Clinical Rationale: Rapid overcorrection can cause cerebral or coronary hypoperfusion; target ~25% reduction in first hour. | ❌ Why Not Others? | B — As fast as possible to normal: not the appropriate nursing action here | C — Only after 24 hours: not the appropriate nursing action here | D — Never below 200 mmHg: not the appropriate nursing action here | ⚠️ Exam Trap: In priority questions, choose the immediate life-saving nursing action before notification, investigation, or documentation. | 🩺 Clinical Thinking: Recognize → Stabilize → Reassess → Escalate | 💎 PNC Pearl: Gradually over minutes to hours, not abruptly → Rapid overcorrection can cause cerebral or coronary hypoperfusion; target ~25% reduction in first hour</w:t>
       </w:r>
     </w:p>
     <w:p>
@@ -2869,7 +2869,7 @@
     </w:p>
     <w:p>
       <w:r>
-        <w:t>Solution: Conclusions must flow logically from the study findings.</w:t>
+        <w:t>Solution: ✅ Correct Answer: A. The findings and analysis | 🧠 Clinical Rationale: Conclusions must flow logically from the study findings. | ❌ Why Not Others? | B — The researcher's opinion: not the appropriate nursing action here | C — Rumours: not the appropriate nursing action here | D — The sponsor's views: not the appropriate nursing action here | ⚠️ Exam Trap: Read the exact question — the correct fact and its look-alike options are easy to interchange. | 💎 PNC Pearl: The findings and analysis → Conclusions must flow logically from the study findings</w:t>
       </w:r>
     </w:p>
     <w:p>
@@ -2914,7 +2914,7 @@
     </w:p>
     <w:p>
       <w:r>
-        <w:t>Solution: Midstream collection reduces contamination.</w:t>
+        <w:t>Solution: ✅ Correct Answer: A. Avoid contamination for culture | 🧠 Clinical Rationale: Midstream collection reduces contamination. | ❌ Why Not Others? | B — Save time: not the appropriate nursing action here | C — Cool the sample: not the appropriate nursing action here | D — Reduce volume: not the appropriate nursing action here | ⚠️ Exam Trap: Read the exact question — the correct fact and its look-alike options are easy to interchange. | 💎 PNC Pearl: Avoid contamination for culture → Midstream collection reduces contamination</w:t>
       </w:r>
     </w:p>
     <w:p>
@@ -2959,7 +2959,7 @@
     </w:p>
     <w:p>
       <w:r>
-        <w:t>Solution: Passing flatus signals return of bowel motility.</w:t>
+        <w:t>Solution: ✅ Correct Answer: A. Confirm bowel function | 🧠 Clinical Rationale: Passing flatus signals return of bowel motility. | ❌ Why Not Others? | B — Cause pain: not the appropriate nursing action here | C — Reduce urine: not the appropriate nursing action here | D — Increase fever: not the appropriate nursing action here | ⚠️ Exam Trap: Read the exact question — the correct fact and its look-alike options are easy to interchange. | 💎 PNC Pearl: Confirm bowel function → Passing flatus signals return of bowel motility</w:t>
       </w:r>
     </w:p>
     <w:p>
@@ -3004,7 +3004,7 @@
     </w:p>
     <w:p>
       <w:r>
-        <w:t>Solution: The nursing process structures community care.</w:t>
+        <w:t>Solution: ✅ Correct Answer: A. Assessment, diagnosis, planning, implementation, evaluation | 🧠 Clinical Rationale: The nursing process structures community care. | ❌ Why Not Others? | B — Treatment only: not the appropriate nursing action here | C — Diet: INH depletes B6; supplement to prevent neuropathy. | D — Climate: NMSA promotes sustainable agriculture. | ⚠️ Exam Trap: Read the exact question — the correct fact and its look-alike options are easy to interchange. | 💎 PNC Pearl: Assessment, diagnosis, planning, implementation, evaluation → The nursing process structures community care</w:t>
       </w:r>
     </w:p>
     <w:p>
@@ -3049,7 +3049,7 @@
     </w:p>
     <w:p>
       <w:r>
-        <w:t>Solution: UHC balances coverage, quality, and financial protection.</w:t>
+        <w:t>Solution: ✅ Correct Answer: A. Access to quality care without financial hardship | 🧠 Clinical Rationale: UHC balances coverage, quality, and financial protection. | ❌ Why Not Others? | B — Free everything: not the appropriate nursing action here | C — Diet: INH depletes B6; supplement to prevent neuropathy. | D — Climate: NMSA promotes sustainable agriculture. | ⚠️ Exam Trap: Read the exact question — the correct fact and its look-alike options are easy to interchange. | 💎 PNC Pearl: Access to quality care without financial hardship → UHC balances coverage, quality, and financial protection</w:t>
       </w:r>
     </w:p>
     <w:p>
@@ -3094,7 +3094,7 @@
     </w:p>
     <w:p>
       <w:r>
-        <w:t>Solution: Culture is learned and shared, transmitted through generations.</w:t>
+        <w:t>Solution: ✅ Correct Answer: A. The shared beliefs, customs, and values of a group | 🧠 Clinical Rationale: Culture is learned and shared, transmitted through generations. | ❌ Why Not Others? | B — Genetics: Diet and heredity drive LDL; statins and lifestyle lower it. | C — Language only: not the appropriate nursing action here | D — Religion only: not the appropriate nursing action here | ⚠️ Exam Trap: Read the exact question — the correct fact and its look-alike options are easy to interchange. | 💎 PNC Pearl: The shared beliefs, customs, and values of a group → Culture is learned and shared, transmitted through generations</w:t>
       </w:r>
     </w:p>
     <w:p>
@@ -3139,7 +3139,7 @@
     </w:p>
     <w:p>
       <w:r>
-        <w:t>Solution: Absent bowel sounds may indicate paralytic ileus.</w:t>
+        <w:t>Solution: ✅ Correct Answer: A. A possible complication (ileus) | 🧠 Clinical Rationale: Absent bowel sounds may indicate paralytic ileus. | ❌ Why Not Others? | B — Normal always: not the appropriate nursing action here | C — Good news: not the appropriate nursing action here | D — A diet issue: not the appropriate nursing action here | ⚠️ Exam Trap: Read the exact question — the correct fact and its look-alike options are easy to interchange. | 💎 PNC Pearl: A possible complication (ileus) → Absent bowel sounds may indicate paralytic ileus</w:t>
       </w:r>
     </w:p>
     <w:p>
@@ -3184,7 +3184,7 @@
     </w:p>
     <w:p>
       <w:r>
-        <w:t>Solution: Daily weights, salt restriction, and adherence prevent decompensation.</w:t>
+        <w:t>Solution: ✅ Correct Answer: A. Weigh daily, limit sodium, and take medications as prescribed | 🧠 Clinical Rationale: Daily weights, salt restriction, and adherence prevent decompensation. | ❌ Why Not Others? | B — Skip medications when feeling well: not the appropriate nursing action here | C — Drink unlimited fluids: not the appropriate nursing action here | D — Avoid all activity: not the appropriate nursing action here | ⚠️ Exam Trap: Read the exact question — the correct fact and its look-alike options are easy to interchange. | 💎 PNC Pearl: Weigh daily, limit sodium, and take medications as prescribed → Daily weights, salt restriction, and adherence prevent decompensation</w:t>
       </w:r>
     </w:p>
     <w:p>
@@ -3229,7 +3229,7 @@
     </w:p>
     <w:p>
       <w:r>
-        <w:t>Solution: Seminal vesicles contribute about 60% of semen volume.</w:t>
+        <w:t>Solution: ✅ Correct Answer: A. Seminal vesicle | 🧠 Clinical Rationale: Seminal vesicles contribute about 60% of semen volume. | ❌ Why Not Others? | B — Prostate: not the appropriate nursing action here | C — Bulbourethral gland: not the appropriate nursing action here | D — Testis: Most testes descend by 3 months; orchidopexy is advised by 6-12 months. | ⚠️ Exam Trap: Read the exact question — the correct fact and its look-alike options are easy to interchange. | 💎 PNC Pearl: Seminal vesicle → Seminal vesicles contribute about 60% of semen volume</w:t>
       </w:r>
     </w:p>
     <w:p>
@@ -3274,7 +3274,7 @@
     </w:p>
     <w:p>
       <w:r>
-        <w:t>Solution: GI intolerance is common at the start.</w:t>
+        <w:t>Solution: ✅ Correct Answer: A. GI upset (nausea, diarrhoea) | 🧠 Clinical Rationale: GI intolerance is common at the start. | ❌ Why Not Others? | B — Weight gain: Low metabolism causes cold intolerance, weight gain, and bradycardia. | C — Insomnia: Difficulty falling or staying asleep, is the most common sleep complaint. | D — Bleeding: All anticoagulants raise bleeding risk. | ⚠️ Exam Trap: Read the exact question — the correct fact and its look-alike options are easy to interchange. | 💎 PNC Pearl: GI upset (nausea, diarrhoea) → GI intolerance is common at the start</w:t>
       </w:r>
     </w:p>
     <w:p>
@@ -3319,7 +3319,7 @@
     </w:p>
     <w:p>
       <w:r>
-        <w:t>Solution: Giving antihypertensives before dialysis can cause severe hypotension during ultrafiltration.</w:t>
+        <w:t>Solution: ✅ Correct Answer: A. Antihypertensives (as ordered, to prevent intradialytic hypotension) | 🧠 Clinical Rationale: Giving antihypertensives before dialysis can cause severe hypotension during ultrafiltration. | ❌ Why Not Others? | B — Calcium supplements: not the appropriate nursing action here | C — Vitamins: Fortified salt, wheat, rice, and oil address hidden hunger. | D — Stool softeners: Alcohol potentiates sedation; opioids cause constipation. | ⚠️ Exam Trap: Read the exact question — the correct fact and its look-alike options are easy to interchange. | 💎 PNC Pearl: Antihypertensives (as ordered, to prevent intradialytic hypotension) → Giving antihypertensives before dialysis can cause severe hypotension during ultrafiltration</w:t>
       </w:r>
     </w:p>
     <w:p>
@@ -3364,7 +3364,7 @@
     </w:p>
     <w:p>
       <w:r>
-        <w:t>Solution: ROP from unregulated oxygen in preterm babies causes blindness; screen and treat with laser.</w:t>
+        <w:t>Solution: ✅ Correct Answer: A. Retinopathy of prematurity | 🧠 Clinical Rationale: ROP from unregulated oxygen in preterm babies causes blindness; screen and treat with laser. | ❌ Why Not Others? | B — Trauma always: not the appropriate nursing action here | C — Cataract always: not the appropriate nursing action here | D — Diet: INH depletes B6; supplement to prevent neuropathy. | ⚠️ Exam Trap: Read the exact question — the correct fact and its look-alike options are easy to interchange. | 💎 PNC Pearl: Retinopathy of prematurity → ROP from unregulated oxygen in preterm babies causes blindness; screen and treat with laser</w:t>
       </w:r>
     </w:p>
     <w:p>
@@ -3409,7 +3409,7 @@
     </w:p>
     <w:p>
       <w:r>
-        <w:t>Solution: Keep the client still, establish large-bore IV access, and prepare for immediate surgery; avoid raising BP.</w:t>
+        <w:t>Solution: ✅ Correct Answer: A. Flat with minimal movement and prepare for emergency surgery | 🧠 Clinical Rationale: Keep the client still, establish large-bore IV access, and prepare for immediate surgery; avoid raising BP. | ❌ Why Not Others? | B — Sitting upright: Upright posture maximises accessory muscle use and airflow. | C — Walking to reduce pain: not the appropriate nursing action here | D — Prone: IHIP provides case-based, real-time disease surveillance. | ⚠️ Exam Trap: Read the exact question — the correct fact and its look-alike options are easy to interchange. | 💎 PNC Pearl: Flat with minimal movement and prepare for emergency surgery → Keep the client still, establish large-bore IV access, and prepare for immediate surgery; avoid raising BP</w:t>
       </w:r>
     </w:p>
     <w:p>
@@ -3454,7 +3454,7 @@
     </w:p>
     <w:p>
       <w:r>
-        <w:t>Solution: The SA node initiates the heartbeat.</w:t>
+        <w:t>Solution: ✅ Correct Answer: A. Sinoatrial (SA) node | 🧠 Clinical Rationale: The SA node initiates the heartbeat. | ❌ Why Not Others? | B — Atrioventricular node: not the appropriate nursing action here | C — Bundle of His: The conduction pathway delivers impulses to the ventricles. | D — Purkinje fibres: The conduction pathway delivers impulses to the ventricles. | ⚠️ Exam Trap: Read the exact question — the correct fact and its look-alike options are easy to interchange. | 💎 PNC Pearl: Sinoatrial (SA) node → The SA node initiates the heartbeat</w:t>
       </w:r>
     </w:p>
     <w:p>
@@ -3499,7 +3499,7 @@
     </w:p>
     <w:p>
       <w:r>
-        <w:t>Solution: IDMs have hyperinsulinaemia after birth causing hypoglycaemia; screen and feed early.</w:t>
+        <w:t>Solution: ✅ Correct Answer: A. Infants of diabetic mothers and prematurity | 🧠 Clinical Rationale: IDMs have hyperinsulinaemia after birth causing hypoglycaemia; screen and feed early. | ❌ Why Not Others? | B — Overfeeding: Breastfed stools are loose; true diarrhoea is a change from baseline - evaluate for infection. | C — Hypothyroidism: Screen B12, TSH, and medications in every dementia workup. | D — Dehydration: Depressed fontanelle with poor skin turgor indicates dehydration. | ⚠️ Exam Trap: Read the exact question — the correct fact and its look-alike options are easy to interchange. | 💎 PNC Pearl: Infants of diabetic mothers and prematurity → IDMs have hyperinsulinaemia after birth causing hypoglycaemia; screen and feed early</w:t>
       </w:r>
     </w:p>
     <w:p>
@@ -3544,7 +3544,7 @@
     </w:p>
     <w:p>
       <w:r>
-        <w:t>Solution: Prolonged steroids are the most common cause overall.</w:t>
+        <w:t>Solution: ✅ Correct Answer: A. Iatrogenic corticosteroid use | 🧠 Clinical Rationale: Prolonged steroids are the most common cause overall. | ❌ Why Not Others? | B — Pituitary adenoma only: not the appropriate nursing action here | C — Adrenal tumour: not the appropriate nursing action here | D — Ectopic ACTH: not the appropriate nursing action here | ⚠️ Exam Trap: Read the exact question — the correct fact and its look-alike options are easy to interchange. | 💎 PNC Pearl: Iatrogenic corticosteroid use → Prolonged steroids are the most common cause overall</w:t>
       </w:r>
     </w:p>
     <w:p>
@@ -3589,7 +3589,7 @@
     </w:p>
     <w:p>
       <w:r>
-        <w:t>Solution: Meningococcus causes epidemics in crowded settings; vaccine prevents it.</w:t>
+        <w:t>Solution: ✅ Correct Answer: A. Neisseria meningitidis | 🧠 Clinical Rationale: Meningococcus causes epidemics in crowded settings; vaccine prevents it. | ❌ Why Not Others? | B — Pneumococcus: not the appropriate nursing action here | C — Hib: Vaccines, exclusive breastfeeding, and reduced indoor smoke prevent pneumonia. | D — E. coli: Dominates UTI at all ages. | ⚠️ Exam Trap: Read the exact question — the correct fact and its look-alike options are easy to interchange. | 💎 PNC Pearl: Meningococcus causes epidemics in crowded settings; vaccine prevents it.</w:t>
       </w:r>
     </w:p>
     <w:p>
@@ -3634,7 +3634,7 @@
     </w:p>
     <w:p>
       <w:r>
-        <w:t>Solution: S2 is the closing of the aortic and pulmonary valves.</w:t>
+        <w:t>Solution: ✅ Correct Answer: A. Semilunar valves | 🧠 Clinical Rationale: S2 is the closing of the aortic and pulmonary valves. | ❌ Why Not Others? | B — AV valves: S1 is the closing of the atrioventricular valves. | C — Tricuspid only: not the appropriate nursing action here | D — Mitral only: not the appropriate nursing action here | ⚠️ Exam Trap: Read the exact question — the correct fact and its look-alike options are easy to interchange. | 💎 PNC Pearl: Semilunar valves → S2 is the closing of the aortic and pulmonary valves</w:t>
       </w:r>
     </w:p>
     <w:p>
@@ -3679,7 +3679,7 @@
     </w:p>
     <w:p>
       <w:r>
-        <w:t>Solution: Prolonged suctioning causes hypoxia.</w:t>
+        <w:t>Solution: ✅ Correct Answer: A. 10-15 seconds at a time | 🧠 Clinical Rationale: Prolonged suctioning causes hypoxia. | ❌ Why Not Others? | B — One minute: not the appropriate nursing action here | C — Five minutes: not the appropriate nursing action here | D — 30 minutes: Caffeine and smoking raise BP for about 30 minutes. | ⚠️ Exam Trap: Read the exact question — the correct fact and its look-alike options are easy to interchange. | 💎 PNC Pearl: 10-15 seconds at a time → Prolonged suctioning causes hypoxia</w:t>
       </w:r>
     </w:p>
     <w:p>
@@ -3724,7 +3724,7 @@
     </w:p>
     <w:p>
       <w:r>
-        <w:t>Solution: Securing prevents traction and urethral injury.</w:t>
+        <w:t>Solution: ✅ Correct Answer: A. Inner thigh or lower abdomen (male) | 🧠 Clinical Rationale: Securing prevents traction and urethral injury. | ❌ Why Not Others? | B — The bed rail: not the appropriate nursing action here | C — The floor: Soiled linen is contained to prevent the spread of infection. | D — The client's hand: not the appropriate nursing action here | ⚠️ Exam Trap: Read the exact question — the correct fact and its look-alike options are easy to interchange. | 💎 PNC Pearl: Inner thigh or lower abdomen (male) → Securing prevents traction and urethral injury</w:t>
       </w:r>
     </w:p>
     <w:p>
@@ -3769,7 +3769,7 @@
     </w:p>
     <w:p>
       <w:r>
-        <w:t>Solution: Avoid sudden standing and prolonged standing; left lateral position helps.</w:t>
+        <w:t>Solution: ✅ Correct Answer: A. Vasovagal and postural hypotension | 🧠 Clinical Rationale: Avoid sudden standing and prolonged standing; left lateral position helps. | ❌ Why Not Others? | B — Cardiac always: not the appropriate nursing action here | C — Diet: INH depletes B6; supplement to prevent neuropathy. | D — Exercise: Calcium, vitamin D, and fall prevention maintain bone health. | ⚠️ Exam Trap: Read the exact question — the correct fact and its look-alike options are easy to interchange. | 💎 PNC Pearl: Vasovagal and postural hypotension → Avoid sudden standing and prolonged standing; left lateral position helps</w:t>
       </w:r>
     </w:p>
     <w:p>
@@ -3814,7 +3814,7 @@
     </w:p>
     <w:p>
       <w:r>
-        <w:t>Solution: Health promotion should engage men.</w:t>
+        <w:t>Solution: ✅ Correct Answer: A. Risk-taking, smoking, and lower care-seeking | 🧠 Clinical Rationale: Health promotion should engage men. | ❌ Why Not Others? | B — Genetics: Diet and heredity drive LDL; statins and lifestyle lower it. | C — Climate: NMSA promotes sustainable agriculture. | D — Diet: INH depletes B6; supplement to prevent neuropathy. | ⚠️ Exam Trap: Read the exact question — the correct fact and its look-alike options are easy to interchange. | 💎 PNC Pearl: Risk-taking, smoking, and lower care-seeking → Health promotion should engage men</w:t>
       </w:r>
     </w:p>
     <w:p>
@@ -3859,7 +3859,7 @@
     </w:p>
     <w:p>
       <w:r>
-        <w:t>Solution: The lateral recovery position drains secretions and prevents tongue obstruction.</w:t>
+        <w:t>Solution: ✅ Correct Answer: A. Prevent aspiration and keep the airway open | 🧠 Clinical Rationale: The lateral recovery position drains secretions and prevents tongue obstruction. | ❌ Why Not Others? | B — Speed up recovery: not the appropriate nursing action here | C — Prevent pressure injuries only: not the appropriate nursing action here | D — Allow oral feeding: not the appropriate nursing action here | ⚠️ Exam Trap: Read the exact question — the correct fact and its look-alike options are easy to interchange. | 💎 PNC Pearl: Prevent aspiration and keep the airway open → The lateral recovery position drains secretions and prevents tongue obstruction</w:t>
       </w:r>
     </w:p>
     <w:p>
@@ -3904,7 +3904,7 @@
     </w:p>
     <w:p>
       <w:r>
-        <w:t>Solution: Glutaraldehyde and alcohol disinfect heat-sensitive items.</w:t>
+        <w:t>Solution: ✅ Correct Answer: A. Items that cannot withstand heat | 🧠 Clinical Rationale: Glutaraldehyde and alcohol disinfect heat-sensitive items. | ❌ Why Not Others? | B — All items: not the appropriate nursing action here | C — Diet: INH depletes B6; supplement to prevent neuropathy. | D — Climate: NMSA promotes sustainable agriculture. | ⚠️ Exam Trap: Read the exact question — the correct fact and its look-alike options are easy to interchange. | 💎 PNC Pearl: Items that cannot withstand heat → Glutaraldehyde and alcohol disinfect heat-sensitive items</w:t>
       </w:r>
     </w:p>
     <w:p>
@@ -3949,7 +3949,7 @@
     </w:p>
     <w:p>
       <w:r>
-        <w:t>Solution: Hydronephrosis of pregnancy plus stones causes colic; hydration and analgesia help.</w:t>
+        <w:t>Solution: ✅ Correct Answer: A. Ureteral stones with hydronephrosis | 🧠 Clinical Rationale: Hydronephrosis of pregnancy plus stones causes colic; hydration and analgesia help. | ❌ Why Not Others? | B — Diet: INH depletes B6; supplement to prevent neuropathy. | C — Exercise: Calcium, vitamin D, and fall prevention maintain bone health. | D — Vaccination: Absence of a scar does not mean no protection; check vaccination records. | ⚠️ Exam Trap: Read the exact question — the correct fact and its look-alike options are easy to interchange. | 💎 PNC Pearl: Ureteral stones with hydronephrosis → Hydronephrosis of pregnancy plus stones causes colic; hydration and analgesia help</w:t>
       </w:r>
     </w:p>
     <w:p>
@@ -3994,7 +3994,7 @@
     </w:p>
     <w:p>
       <w:r>
-        <w:t>Solution: ADPIE structures individualized nursing care.</w:t>
+        <w:t>Solution: ✅ Correct Answer: A. Assessing, diagnosing, planning, implementing, and evaluating care | 🧠 Clinical Rationale: ADPIE structures individualized nursing care. | ❌ Why Not Others? | B — Cooking meals: not the appropriate nursing action here | C — Filing records: not the appropriate nursing action here | D — Scheduling shifts: not the appropriate nursing action here | ⚠️ Exam Trap: Read the exact question — the correct fact and its look-alike options are easy to interchange. | 💎 PNC Pearl: Assessing, diagnosing, planning, implementing, and evaluating care → ADPIE structures individualized nursing care</w:t>
       </w:r>
     </w:p>
     <w:p>
@@ -4039,7 +4039,7 @@
     </w:p>
     <w:p>
       <w:r>
-        <w:t>Solution: The pleura (visceral + parietal) surrounds the lungs.</w:t>
+        <w:t>Solution: ✅ Correct Answer: A. Pleura | 🧠 Clinical Rationale: The pleura (visceral + parietal) surrounds the lungs. | ❌ Why Not Others? | B — Pericardium: The pericardium (fibrous + serous) encloses the heart. | C — Peritoneum: not the appropriate nursing action here | D — Meninges: Dura, arachnoid, and pia mater form the meninges. | ⚠️ Exam Trap: Read the exact question — the correct fact and its look-alike options are easy to interchange. | 💎 PNC Pearl: Pleura → (visceral + parietal) surrounds the lungs</w:t>
       </w:r>
     </w:p>
     <w:p>
@@ -4084,7 +4084,7 @@
     </w:p>
     <w:p>
       <w:r>
-        <w:t>Solution: HBNC provides home visits by ASHAs for newborn care in the first 42 days.</w:t>
+        <w:t>Solution: ✅ Correct Answer: A. Home-Based Newborn Care | 🧠 Clinical Rationale: HBNC provides home visits by ASHAs for newborn care in the first 42 days. | ❌ Why Not Others? | B — Hospital-Based Newborn Care: not the appropriate nursing action here | C — Home-Based Nutrition Care: not the appropriate nursing action here | D — Hospital-Based Neonatal Clinic: not the appropriate nursing action here | ⚠️ Exam Trap: Don’t confuse "Home-Based Newborn Care" with "Hospital-Based Newborn Care" — they look alike and are easy to interchange. | 💎 PNC Pearl: Home-Based Newborn Care → HBNC provides home visits by ASHAs for newborn care in the first 42 days</w:t>
       </w:r>
     </w:p>
     <w:p>
@@ -4129,7 +4129,7 @@
     </w:p>
     <w:p>
       <w:r>
-        <w:t>Solution: NRHM was launched in April 2005 to strengthen rural health systems.</w:t>
+        <w:t>Solution: ✅ Correct Answer: A. 2005 | 🧠 Clinical Rationale: NRHM was launched in April 2005 to strengthen rural health systems. | ❌ Why Not Others? | B — 2013: NHM, combining NRHM and NUHM, was launched in 2013. — an incorrect year | C — 2000: Normal urine output is 1–2 L/day. — an incorrect year | D — 2018: India's MMR declined to about 97 per 100,000 live births (2018-20). — an incorrect year | ⚠️ Exam Trap: Never guess years — fix each year to its exact event before choosing. | 💎 PNC Pearl: 2005 → NRHM was launched in April to strengthen rural health systems</w:t>
       </w:r>
     </w:p>
     <w:p>
@@ -4174,7 +4174,7 @@
     </w:p>
     <w:p>
       <w:r>
-        <w:t>Solution: RKSs manage hospital funds and services with community participation.</w:t>
+        <w:t>Solution: ✅ Correct Answer: A. Hospital management committee with community representation | 🧠 Clinical Rationale: RKSs manage hospital funds and services with community participation. | ❌ Why Not Others? | B — Medical college: not the appropriate nursing action here | C — Pharmacy: not the appropriate nursing action here | D — Blood bank: not the appropriate nursing action here | ⚠️ Exam Trap: Read the exact question — the correct fact and its look-alike options are easy to interchange. | 💎 PNC Pearl: Hospital management committee with community representation → RKSs manage hospital funds and services with community participation</w:t>
       </w:r>
     </w:p>
     <w:p>
@@ -4219,7 +4219,7 @@
     </w:p>
     <w:p>
       <w:r>
-        <w:t>Solution: Male health workers handle vector-borne and communicable disease work.</w:t>
+        <w:t>Solution: ✅ Correct Answer: A. Malaria, TB, leprosy, and sanitation work | 🧠 Clinical Rationale: Male health workers handle vector-borne and communicable disease work. | ❌ Why Not Others? | B — Delivery care: JSSK guarantees free delivery, C-section, medicines, diagnostics, diet, and transport. | C — Only vaccination: not the appropriate nursing action here | D — Only records: not the appropriate nursing action here | ⚠️ Exam Trap: Read the exact question — the correct fact and its look-alike options are easy to interchange. | 💎 PNC Pearl: Malaria, TB, leprosy, and sanitation work → Male health workers handle vector-borne and communicable disease work</w:t>
       </w:r>
     </w:p>
     <w:p>
@@ -4264,7 +4264,7 @@
     </w:p>
     <w:p>
       <w:r>
-        <w:t>Solution: Mobile teams reach children at Anganwadi and school level.</w:t>
+        <w:t>Solution: ✅ Correct Answer: A. Anganwadis and schools | 🧠 Clinical Rationale: Mobile teams reach children at Anganwadi and school level. | ❌ Why Not Others? | B — Only hospitals: not the appropriate nursing action here | C — Only cities: not the appropriate nursing action here | D — Only private clinics: not the appropriate nursing action here | ⚠️ Exam Trap: Read the exact question — the correct fact and its look-alike options are easy to interchange. | 💎 PNC Pearl: Anganwadis and schools → Mobile teams reach children at Anganwadi and school level</w:t>
       </w:r>
     </w:p>
     <w:p>
@@ -4309,7 +4309,7 @@
     </w:p>
     <w:p>
       <w:r>
-        <w:t>Solution: POSHAN Abhiyaan (2018) is the National Nutrition Mission.</w:t>
+        <w:t>Solution: ✅ Correct Answer: A. POSHAN Abhiyaan | 🧠 Clinical Rationale: POSHAN Abhiyaan (2018) is the National Nutrition Mission. | ❌ Why Not Others? | B — Mid-Day Meal: not the appropriate nursing action here | C — ICDS only: not the appropriate nursing action here | D — PDS: not the appropriate nursing action here | ⚠️ Exam Trap: Read the exact question — the correct fact and its look-alike options are easy to interchange. | 💎 PNC Pearl: POSHAN Abhiyaan → (2018) is the National Nutrition Mission</w:t>
       </w:r>
     </w:p>
     <w:p>
@@ -4354,7 +4354,7 @@
     </w:p>
     <w:p>
       <w:r>
-        <w:t>Solution: ICDS addresses nutrition, health, and early education.</w:t>
+        <w:t>Solution: ✅ Correct Answer: A. Integrated Child Development Services | 🧠 Clinical Rationale: ICDS addresses nutrition, health, and early education. | ❌ Why Not Others? | B — Indian Child Development Scheme: not the appropriate nursing action here | C — Integrated Community Development System: not the appropriate nursing action here | D — International Child Development Service: not the appropriate nursing action here | ⚠️ Exam Trap: Don’t confuse "Integrated Child Development Services" with "Indian Child Development Scheme" — they look alike and are easy to interchange. | 💎 PNC Pearl: Integrated Child Development Services → ICDS addresses nutrition, health, and early education</w:t>
       </w:r>
     </w:p>
     <w:p>
@@ -4399,7 +4399,7 @@
     </w:p>
     <w:p>
       <w:r>
-        <w:t>Solution: NFHS-5 placed India's TFR at 2.0, at replacement level.</w:t>
+        <w:t>Solution: ✅ Correct Answer: A. About 2.0 | 🧠 Clinical Rationale: NFHS-5 placed India's TFR at 2.0, at replacement level. | ❌ Why Not Others? | B — 4.5: not the appropriate nursing action here | C — 5.0: not the appropriate nursing action here | D — 1.0: not the appropriate nursing action here | ⚠️ Exam Trap: Read the exact question — the correct fact and its look-alike options are easy to interchange. | 💎 PNC Pearl: About 2.0 → NFHS-5 placed India's TFR at 2.0, at replacement level</w:t>
       </w:r>
     </w:p>
     <w:p>
@@ -4444,7 +4444,7 @@
     </w:p>
     <w:p>
       <w:r>
-        <w:t>Solution: NMHP was launched in 1982 to provide community-based mental health care.</w:t>
+        <w:t>Solution: ✅ Correct Answer: A. 1982 | 🧠 Clinical Rationale: NMHP was launched in 1982 to provide community-based mental health care. | ❌ Why Not Others? | B — 2005: NRHM was launched in April 2005 to strengthen rural health services. — an incorrect year | C — 2010: NP-NCD (2010) addresses hypertension, diabetes, CVD, stroke, and common cancers. — an incorrect year | D — 1990: V.P. Singh implemented Mandal in 1990. — an incorrect year | ⚠️ Exam Trap: Never guess years — fix each year to its exact event before choosing. | 💎 PNC Pearl: 1982 → NMHP was launched in to provide community-based mental health care</w:t>
       </w:r>
     </w:p>
     <w:p>
@@ -4489,7 +4489,7 @@
     </w:p>
     <w:p>
       <w:r>
-        <w:t>Solution: BCG protects against severe TB forms.</w:t>
+        <w:t>Solution: ✅ Correct Answer: A. Bacillus Calmette-Guerin | 🧠 Clinical Rationale: BCG protects against severe TB forms. | ❌ Why Not Others? | B — Bacteria Control Group: not the appropriate nursing action here | C — Biological Calibration Guide: not the appropriate nursing action here | D — Bacillus Culture Growth: not the appropriate nursing action here | ⚠️ Exam Trap: Read the exact question — the correct fact and its look-alike options are easy to interchange. | 💎 PNC Pearl: Bacillus Calmette-Guerin → BCG protects against severe TB forms</w:t>
       </w:r>
     </w:p>
     <w:p>
@@ -4534,7 +4534,7 @@
     </w:p>
     <w:p>
       <w:r>
-        <w:t>Solution: JE vaccine is given in endemic districts under UIP and campaigns.</w:t>
+        <w:t>Solution: ✅ Correct Answer: A. JE-endemic districts | 🧠 Clinical Rationale: JE vaccine is given in endemic districts under UIP and campaigns. | ❌ Why Not Others? | B — Only metros: not the appropriate nursing action here | C — Only hill states: not the appropriate nursing action here | D — Only coastal areas: not the appropriate nursing action here | ⚠️ Exam Trap: Read the exact question — the correct fact and its look-alike options are easy to interchange. | 💎 PNC Pearl: JE-endemic districts → JE vaccine is given in endemic districts under UIP and campaigns</w:t>
       </w:r>
     </w:p>
     <w:p>
@@ -4579,7 +4579,7 @@
     </w:p>
     <w:p>
       <w:r>
-        <w:t>Solution: Dry, clean cord care prevents omphalitis; nothing is applied.</w:t>
+        <w:t>Solution: ✅ Correct Answer: A. Keep the cord clean and dry (dry cord care) | 🧠 Clinical Rationale: Dry, clean cord care prevents omphalitis; nothing is applied. | ❌ Why Not Others? | B — Apply ash: not the appropriate nursing action here | C — Apply oil daily: not the appropriate nursing action here | D — Cover with a bandage tightly: not the appropriate nursing action here | ⚠️ Exam Trap: Read the exact question — the correct fact and its look-alike options are easy to interchange. | 💎 PNC Pearl: Keep the cord clean and dry (dry cord care) → Dry, clean cord care prevents omphalitis; nothing is applied</w:t>
       </w:r>
     </w:p>
     <w:p>
@@ -4624,7 +4624,7 @@
     </w:p>
     <w:p>
       <w:r>
-        <w:t>Solution: Antara (DMPA) and Chhaya are injectable contraceptives.</w:t>
+        <w:t>Solution: ✅ Correct Answer: A. DMPA-based injectables offered at facilities | 🧠 Clinical Rationale: Antara (DMPA) and Chhaya are injectable contraceptives. | ❌ Why Not Others? | B — Oral pills: not the appropriate nursing action here | C — IUCDs: not the appropriate nursing action here | D — Condoms: Are the most widely used spacing method in India. | ⚠️ Exam Trap: Read the exact question — the correct fact and its look-alike options are easy to interchange. | 💎 PNC Pearl: DMPA-based injectables offered at facilities → Antara (DMPA) and Chhaya are injectable contraceptives</w:t>
       </w:r>
     </w:p>
     <w:p>
@@ -4669,7 +4669,7 @@
     </w:p>
     <w:p>
       <w:r>
-        <w:t>Solution: OP and IP distinguish ambulatory and admitted patients.</w:t>
+        <w:t>Solution: ✅ Correct Answer: A. Outpatient / Inpatient | 🧠 Clinical Rationale: OP and IP distinguish ambulatory and admitted patients. | ❌ Why Not Others? | B — Operation / Infection: not the appropriate nursing action here | C — Oral / Injectable: not the appropriate nursing action here | D — Overnight / Inpatient: not the appropriate nursing action here | ⚠️ Exam Trap: Read the exact question — the correct fact and its look-alike options are easy to interchange. | 💎 PNC Pearl: Outpatient / Inpatient → OP and IP distinguish ambulatory and admitted patients</w:t>
       </w:r>
     </w:p>
     <w:p>
@@ -4714,7 +4714,7 @@
     </w:p>
     <w:p>
       <w:r>
-        <w:t>Solution: KMC stabilizes preterm/LBW newborns with skin-to-skin care.</w:t>
+        <w:t>Solution: ✅ Correct Answer: A. Preterm and low birth weight babies | 🧠 Clinical Rationale: KMC stabilizes preterm/LBW newborns with skin-to-skin care. | ❌ Why Not Others? | B — Term babies only: not the appropriate nursing action here | C — Adolescents: RMNCH+A adds the adolescent health component to RMNCH. | D — Elderly: Avoiding Beers-list drugs reduces harm in older adults. | ⚠️ Exam Trap: Read the exact question — the correct fact and its look-alike options are easy to interchange. | 💎 PNC Pearl: Preterm and low birth weight babies → KMC stabilizes preterm/LBW newborns with skin-to-skin care</w:t>
       </w:r>
     </w:p>
     <w:p>
@@ -4759,7 +4759,7 @@
     </w:p>
     <w:p>
       <w:r>
-        <w:t>Solution: Narottam Lal Joshi was the first Speaker of the Rajasthan Assembly.</w:t>
+        <w:t>Solution: ✅ Correct Answer: A. Narottam Lal Joshi | 🧠 Explanation: Narottam Lal Joshi was the first Speaker of the Rajasthan Assembly. | ❌ Why Not Others? | B — Heera Lal Shastri: Became the first Chief Minister of Rajasthan in 1949. — not the first speaker | C — Mohan Lal Sukhadia: Served as Chief Minister for about 17 years. — not the first speaker | D — Jai Narayan Vyas: not the first speaker | ⚠️ Exam Trap: Read the exact question — the correct fact and its look-alike options are easy to interchange. | 💎 PNC GK Pearl: Narottam Lal Joshi = the first speaker</w:t>
       </w:r>
     </w:p>
     <w:p>
@@ -4804,7 +4804,7 @@
     </w:p>
     <w:p>
       <w:r>
-        <w:t>Solution: The Amber palace grew under Jai Singh I and later rulers.</w:t>
+        <w:t>Solution: ✅ Correct Answer: A. Mirza Raja Jai Singh I and Sawai Jai Singh II | 🧠 Explanation: The Amber palace grew under Jai Singh I and later rulers. | ❌ Why Not Others? | B — Akbar: In June 1576, Maharana Pratap fought Akbar's army under Man Singh at Haldighati. | C — Shah Jahan: not the correct fact here | D — Rana Sanga: not the correct fact here | ⚠️ Exam Trap: Read the exact question — the correct fact and its look-alike options are easy to interchange. | 💎 PNC GK Pearl: Mirza Raja Jai Singh I and Sawai Jai Singh II → The Amber palace grew under Jai Singh I and later rulers</w:t>
       </w:r>
     </w:p>
     <w:p>
@@ -4849,7 +4849,7 @@
     </w:p>
     <w:p>
       <w:r>
-        <w:t>Solution: The Luni ends in the Rann of Kutch.</w:t>
+        <w:t>Solution: ✅ Correct Answer: A. Luni | 🧠 Clinical Rationale: The Luni ends in the Rann of Kutch. | ❌ Why Not Others? | B — Chambal: The Chambal is the principal river of Rajasthan. | C — Banas: not the appropriate nursing action here | D — Mahi: not the appropriate nursing action here | ⚠️ Exam Trap: Read the exact question — the correct fact and its look-alike options are easy to interchange. | 💎 PNC Pearl: Luni → ends in the Rann of Kutch</w:t>
       </w:r>
     </w:p>
     <w:p>
@@ -4894,7 +4894,7 @@
     </w:p>
     <w:p>
       <w:r>
-        <w:t>Solution: Diamond, an allotrope of carbon, is the hardest natural substance.</w:t>
+        <w:t>Solution: ✅ Correct Answer: A. Diamond | 🧠 Explanation: Diamond, an allotrope of carbon, is the hardest natural substance. | ❌ Why Not Others? | B — Quartz: Jaipur blue pottery is a glazed quartz fritware. | C — Iron: Chromium gives stainless steel its corrosion resistance. | D — Granite: Jalore is famous for granite and its fort. | ⚠️ Exam Trap: Read the exact question — the correct fact and its look-alike options are easy to interchange. | 💎 PNC GK Pearl: Diamond → allotrope of carbon is the hardest natural substance</w:t>
       </w:r>
     </w:p>
     <w:p>
@@ -4939,7 +4939,7 @@
     </w:p>
     <w:p>
       <w:r>
-        <w:t>Solution: India signed an FTA with EFTA in 2024.</w:t>
+        <w:t>Solution: ✅ Correct Answer: A. Switzerland, Norway, Iceland, and Liechtenstein | 📰 Why: India signed an FTA with EFTA in 2024. | ❌ Why Not Others? | B — All EU states: not the correct fact here | C — Nordic countries only: not the correct fact here | D — Baltic states: not the correct fact here | ⚠️ Exam Trap: Read the exact question — the correct fact and its look-alike options are easy to interchange. | 💎 PNC CA Pearl: Switzerland, Norway, Iceland, and Liechtenstein → India signed an FTA with EFTA in 2024</w:t>
       </w:r>
     </w:p>
     <w:p>
@@ -4984,7 +4984,7 @@
     </w:p>
     <w:p>
       <w:r>
-        <w:t>Solution: Lakh bangles and sankh crafts are Rajasthan specialities.</w:t>
+        <w:t>Solution: ✅ Correct Answer: A. Jaipur and Churu | 🧠 Explanation: Lakh bangles and sankh crafts are Rajasthan specialities. | ❌ Why Not Others? | B — Bikaner: MGS University is in Bikaner. | C — Jodhpur: Jodhpur = Blue City | D — Kota: VMOU (open university) is in Kota. | ⚠️ Exam Trap: Read the exact question — the correct fact and its look-alike options are easy to interchange. | 💎 PNC GK Pearl: Jaipur and Churu → Lakh bangles and sankh crafts are Rajasthan specialities</w:t>
       </w:r>
     </w:p>
     <w:p>
@@ -5029,7 +5029,7 @@
     </w:p>
     <w:p>
       <w:r>
-        <w:t>Solution: Gaganyaan will carry Indian astronauts to low Earth orbit; crew escape and test vehicle tests have been conducted.</w:t>
+        <w:t>Solution: ✅ Correct Answer: A. Indian astronauts (Gaganyatris) to low Earth orbit | 📰 Why: Gaganyaan will carry Indian astronauts to low Earth orbit; crew escape and test vehicle tests have been conducted. | ❌ Why Not Others? | B — A rover to Mars: not the correct fact here | C — A probe to Venus: not the correct fact here | D — Humans to the Moon: not the correct fact here | ⚠️ Exam Trap: Read the exact question — the correct fact and its look-alike options are easy to interchange. | 💎 PNC CA Pearl: Indian astronauts (Gaganyatris) to low Earth orbit → Gaganyaan will carry Indian astronauts to low Earth orbit; crew escape and test vehicle tests have been conducted</w:t>
       </w:r>
     </w:p>
     <w:p>
@@ -5074,7 +5074,7 @@
     </w:p>
     <w:p>
       <w:r>
-        <w:t>Solution: The Ghaggar is an ephemeral river that vanishes in the desert.</w:t>
+        <w:t>Solution: ✅ Correct Answer: A. Seasonal (disappears in the desert) | 🧠 Clinical Rationale: The Ghaggar is an ephemeral river that vanishes in the desert. | ❌ Why Not Others? | B — Perennial: not the appropriate nursing action here | C — The longest: India's Constitution is the world's longest written constitution. | D — A tributary of the Ganga: not the appropriate nursing action here | ⚠️ Exam Trap: Read the exact question — the correct fact and its look-alike options are easy to interchange. | 💎 PNC Pearl: Seasonal (disappears in the desert) → The Ghaggar is an ephemeral river that vanishes in the desert</w:t>
       </w:r>
     </w:p>
     <w:p>
@@ -5119,7 +5119,7 @@
     </w:p>
     <w:p>
       <w:r>
-        <w:t>Solution: Goa hosted the 37th National Games in 2023.</w:t>
+        <w:t>Solution: ✅ Correct Answer: A. Goa | 📰 Why: Goa hosted the 37th National Games in 2023. | ❌ Why Not Others? | B — Gujarat: not the correct fact here | C — Kerala: not the correct fact here | D — Madhya Pradesh: not the correct fact here | ⚠️ Exam Trap: Read the exact question — the correct fact and its look-alike options are easy to interchange. | 💎 PNC CA Pearl: Goa → hosted the 37th National Games in 2023</w:t>
       </w:r>
     </w:p>
     <w:p>
@@ -5164,7 +5164,7 @@
     </w:p>
     <w:p>
       <w:r>
-        <w:t>Solution: SLV-3 placed Rohini in orbit in July 1980, making India a space-faring nation.</w:t>
+        <w:t>Solution: ✅ Correct Answer: A. Rohini | 🧠 Explanation: SLV-3 placed Rohini in orbit in July 1980, making India a space-faring nation. | ❌ Why Not Others? | B — Aryabhata: India's first satellite, was launched in 1975 by a Soviet rocket. — not the first indigenous satellite launch | C — Bhaskara: not the first indigenous satellite launch | D — INSAT: not the first indigenous satellite launch | ⚠️ Exam Trap: Read the exact question — the correct fact and its look-alike options are easy to interchange. | 💎 PNC GK Pearl: Rohini = the first indigenous satellite launch</w:t>
       </w:r>
     </w:p>
     <w:p>
@@ -5209,7 +5209,7 @@
     </w:p>
     <w:p>
       <w:r>
-        <w:t>Solution: Mobile networks use radio/microwave frequencies.</w:t>
+        <w:t>Solution: ✅ Correct Answer: A. Microwave/radio wave | 🧠 Explanation: Mobile networks use radio/microwave frequencies. | ❌ Why Not Others? | B — Gamma ray: not the correct fact here | C — X-ray: not the correct fact here | D — Ultraviolet: not the correct fact here | ⚠️ Exam Trap: Read the exact question — the correct fact and its look-alike options are easy to interchange. | 💎 PNC GK Pearl: Microwave/radio wave → Mobile networks use radio/microwave frequencies</w:t>
       </w:r>
     </w:p>
     <w:p>
@@ -5254,7 +5254,7 @@
     </w:p>
     <w:p>
       <w:r>
-        <w:t>Solution: JLN Medical College is in Ajmer.</w:t>
+        <w:t>Solution: ✅ Correct Answer: A. Ajmer | 🧠 Explanation: JLN Medical College is in Ajmer. | ❌ Why Not Others? | B — Jaipur: Jaipur = Sawai Man Singh II | C — Bikaner: MGS University is in Bikaner. | D — Udaipur: Udaipur = Maharana Pratap | ⚠️ Exam Trap: Read the exact question — the correct fact and its look-alike options are easy to interchange. | 💎 PNC GK Pearl: JLN Medical College is in Ajmer.</w:t>
       </w:r>
     </w:p>
     <w:p>
@@ -5299,7 +5299,7 @@
     </w:p>
     <w:p>
       <w:r>
-        <w:t>Solution: Article 32 is the 'heart and soul' of the Constitution.</w:t>
+        <w:t>Solution: ✅ Correct Answer: A. Article 32 | 🧠 Clinical Rationale: Article 32 is the 'heart and soul' of the Constitution. | ❌ Why Not Others? | B — Article 19: not the appropriate nursing action here | C — Article 21: not the appropriate nursing action here | D — Article 14: Guarantees equality before the law. | ⚠️ Exam Trap: Read the exact question — the correct fact and its look-alike options are easy to interchange. | 💎 PNC Pearl: Article 32 → the 'heart and soul' of the Constitution</w:t>
       </w:r>
     </w:p>
     <w:p>
@@ -5344,7 +5344,7 @@
     </w:p>
     <w:p>
       <w:r>
-        <w:t>Solution: Ultrasound images internal organs safely.</w:t>
+        <w:t>Solution: ✅ Correct Answer: A. Imaging (sonography) and therapy | 🧠 Explanation: Ultrasound images internal organs safely. | ❌ Why Not Others? | B — X-ray imaging: not the correct fact here | C — Radiotherapy: not the correct fact here | D — MRI only: not the correct fact here | ⚠️ Exam Trap: Read the exact question — the correct fact and its look-alike options are easy to interchange. | 💎 PNC GK Pearl: Imaging (sonography) and therapy → Ultrasound images internal organs safely</w:t>
       </w:r>
     </w:p>
     <w:p>
@@ -5389,7 +5389,7 @@
     </w:p>
     <w:p>
       <w:r>
-        <w:t>Solution: Rajendra Prasad is the only President elected for two full terms.</w:t>
+        <w:t>Solution: ✅ Correct Answer: A. Dr. Rajendra Prasad | 🧠 Explanation: Rajendra Prasad is the only President elected for two full terms. | ❌ Why Not Others? | B — Dr. S. Radhakrishnan: not the correct fact here | C — A.P.J. Abdul Kalam: not the correct fact here | D — Pranab Mukherjee: not the correct fact here | ⚠️ Exam Trap: Read the exact question — the correct fact and its look-alike options are easy to interchange. | 💎 PNC GK Pearl: Dr. Rajendra Prasad → Rajendra Prasad is the only President elected for two full terms</w:t>
       </w:r>
     </w:p>
     <w:p>
@@ -5434,7 +5434,7 @@
     </w:p>
     <w:p>
       <w:r>
-        <w:t>Solution: 'Sheep' has the same singular and plural form.</w:t>
+        <w:t>Solution: ✅ Correct Answer: A. Sheep | 🧠 Grammar Rule: 'Sheep' has the same singular and plural form. | ❌ Why Not Others? | B — Sheeps: not the correct answer here | C — Sheepes: not the correct answer here | D — Sheep's: not the correct answer here | ⚠️ Exam Trap: Don’t confuse "Sheep" with "Sheeps" — they look alike and are easy to interchange. | 📌 Rule to Remember: Sheep → has the same singular and plural form</w:t>
       </w:r>
     </w:p>
     <w:p>
@@ -5479,7 +5479,7 @@
     </w:p>
     <w:p>
       <w:r>
-        <w:t>Solution: 'Look into' means to investigate.</w:t>
+        <w:t>Solution: ✅ Correct Answer: A. into | 🧠 Grammar Rule: 'Look into' means to investigate. | ❌ Why Not Others? | B — at: We say 'good at' a subject or skill. | C — after: 'Look after' means to care for. | D — for: 'For' is used with a duration (five years). | ⚠️ Exam Trap: Read the exact question — the correct fact and its look-alike options are easy to interchange. | 📌 Rule to Remember: into → Look ' means to investigate</w:t>
       </w:r>
     </w:p>
     <w:p>
@@ -5524,7 +5524,7 @@
     </w:p>
     <w:p>
       <w:r>
-        <w:t>Solution: Prolonged (long) is opposite to brief.</w:t>
+        <w:t>Solution: ✅ Correct Answer: A. Brief | 🧠 Grammar Rule: Prolonged (long) is opposite to brief. | ❌ Why Not Others? | B — Extended: not the correct answer here | C — Lengthy: not the correct answer here | D — Long: A distance is treated as a single unit (singular verb). | ⚠️ Exam Trap: Read the exact question — the correct fact and its look-alike options are easy to interchange. | 📌 Rule to Remember: Prolonged (long) is opposite to brief.</w:t>
       </w:r>
     </w:p>
     <w:p>
@@ -5569,7 +5569,7 @@
     </w:p>
     <w:p>
       <w:r>
-        <w:t>Solution: 'गंभीर' का विलोम 'उथला' या 'हल्का' है।</w:t>
+        <w:t>Solution: ✅ Correct Answer: A. उथला/हल्का | 🧠 Grammar Rule: 'गंभीर' का विलोम 'उथला' या 'हल्का' है। | ❌ Why Not Others? | B — गहरा: not the correct answer here | C — गंभीरता: not the correct answer here | D — भारी: not the correct answer here | ⚠️ Exam Trap: Read the exact question — the correct fact and its look-alike options are easy to interchange. | 📌 Rule to Remember: उथला/हल्का → गंभीर' का विलोम 'उथला' या 'हल्का' है।</w:t>
       </w:r>
     </w:p>
     <w:p>
@@ -5614,7 +5614,7 @@
     </w:p>
     <w:p>
       <w:r>
-        <w:t>Solution: 'वायु' का पर्यायवाची 'पवन' है।</w:t>
+        <w:t>Solution: ✅ Correct Answer: A. पवन | 🧠 Grammar Rule: 'वायु' का पर्यायवाची 'पवन' है। | ❌ Why Not Others? | B — जल: 'पानी' का पर्यायवाची 'जल' है। | C — अग्नि: not the correct answer here | D — मेघ: 'मेघ' बादल का पर्यायवाची है। | ⚠️ Exam Trap: Read the exact question — the correct fact and its look-alike options are easy to interchange. | 📌 Rule to Remember: पवन → वायु' का पर्यायवाची ' ' है।</w:t>
       </w:r>
     </w:p>
     <w:p>
@@ -5659,7 +5659,7 @@
     </w:p>
     <w:p>
       <w:r>
-        <w:t>Solution: 'पंडित' का विलोम 'मूर्ख' है।</w:t>
+        <w:t>Solution: ✅ Correct Answer: A. मूर्ख | 🧠 Grammar Rule: 'पंडित' का विलोम 'मूर्ख' है। | ❌ Why Not Others? | B — विद्वान: शुद्ध रूप 'विद्वान' है। | C — ज्ञानी: not the correct answer here | D — बुद्धिमान: not the correct answer here | ⚠️ Exam Trap: Read the exact question — the correct fact and its look-alike options are easy to interchange. | 📌 Rule to Remember: मूर्ख → पंडित' का विलोम ' ' है।</w:t>
       </w:r>
     </w:p>
     <w:p>
@@ -5704,7 +5704,7 @@
     </w:p>
     <w:p>
       <w:r>
-        <w:t>Solution: 'Suffering from' is correct.</w:t>
+        <w:t>Solution: ✅ Correct Answer: A. from | 🧠 Grammar Rule: 'Suffering from' is correct. | ❌ Why Not Others? | B — with: 'Familiar with' is correct. | C — of: We say 'accused of' an offence. | D — by: We say 'abide by' rules. | ⚠️ Exam Trap: Read the exact question — the correct fact and its look-alike options are easy to interchange. | 📌 Rule to Remember: from → Suffering ' is correct</w:t>
       </w:r>
     </w:p>
     <w:p>
@@ -5749,7 +5749,7 @@
     </w:p>
     <w:p>
       <w:r>
-        <w:t>Solution: 'On' shows the relationship between 'sat' and 'mat', so it is a preposition.</w:t>
+        <w:t>Solution: ✅ Correct Answer: A. Preposition | 🧠 Grammar Rule: 'On' shows the relationship between 'sat' and 'mat', so it is a preposition. | ❌ Why Not Others? | B — Conjunction: not the correct answer here | C — Interjection: 'Alas' expresses grief and is an interjection. | D — Adverb: 'Beautifully' modifies the verb 'sings', so it is an adverb. | ⚠️ Exam Trap: Read the exact question — the correct fact and its look-alike options are easy to interchange. | 📌 Rule to Remember: 'On' shows the relationship between 'sat' and 'mat', so it is a preposition.</w:t>
       </w:r>
     </w:p>
     <w:p>
@@ -5794,7 +5794,7 @@
     </w:p>
     <w:p>
       <w:r>
-        <w:t>Solution: 'पन' प्रत्यय है जो संज्ञा बनाता है।</w:t>
+        <w:t>Solution: ✅ Correct Answer: A. पन | 🧠 Grammar Rule: 'पन' प्रत्यय है जो संज्ञा बनाता है। | ❌ Why Not Others? | B — लड़: not the correct answer here | C — लड़क: not the correct answer here | D — कपन: not the correct answer here | ⚠️ Exam Trap: Don’t confuse "पन" with "कपन" — they look alike and are easy to interchange. | 📌 Rule to Remember: पन → प्रत्यय है जो संज्ञा बनाता है।</w:t>
       </w:r>
     </w:p>
     <w:p>
@@ -5839,7 +5839,7 @@
     </w:p>
     <w:p>
       <w:r>
-        <w:t>Solution: 'सुखी' का विलोम 'दुखी' है।</w:t>
+        <w:t>Solution: ✅ Correct Answer: A. दुखी | 🧠 Grammar Rule: 'सुखी' का विलोम 'दुखी' है। | ❌ Why Not Others? | B — आनंदित: not the correct answer here | C — प्रसन्न: not the correct answer here | D — हर्षित: not the correct answer here | ⚠️ Exam Trap: Read the exact question — the correct fact and its look-alike options are easy to interchange. | 📌 Rule to Remember: दुखी → सुखी' का विलोम ' ' है।</w:t>
       </w:r>
     </w:p>
     <w:p>
@@ -5884,7 +5884,7 @@
     </w:p>
     <w:p>
       <w:r>
-        <w:t>Solution: गुण संधि: ए + इ = ए, अतः 'देवेंद्र'।</w:t>
+        <w:t>Solution: ✅ Correct Answer: A. देवेंद्र | 🧠 Grammar Rule: गुण संधि: ए + इ = ए, अतः 'देवेंद्र'। | ❌ Why Not Others? | B — देवइंद्र: not the correct answer here | C — देवेद्र: not the correct answer here | D — देवींद्र: not the correct answer here | ⚠️ Exam Trap: Read the exact question — the correct fact and its look-alike options are easy to interchange. | 📌 Rule to Remember: देवेंद्र → गुण संधि: ए + इ = ए, अतः ' '।</w:t>
       </w:r>
     </w:p>
     <w:p>
@@ -5929,7 +5929,7 @@
     </w:p>
     <w:p>
       <w:r>
-        <w:t>Solution: 'Spicy' is the adjective.</w:t>
+        <w:t>Solution: ✅ Correct Answer: A. spicy | 🧠 Grammar Rule: 'Spicy' is the adjective. | ❌ Why Not Others? | B — spice: not the correct answer here | C — spiced: not the correct answer here | D — spicing: not the correct answer here | ⚠️ Exam Trap: Read the exact question — the correct fact and its look-alike options are easy to interchange. | 📌 Rule to Remember: spicy → the adjective</w:t>
       </w:r>
     </w:p>
     <w:p>
@@ -5974,7 +5974,7 @@
     </w:p>
     <w:p>
       <w:r>
-        <w:t>Solution: 'Sterility' is the noun.</w:t>
+        <w:t>Solution: ✅ Correct Answer: A. sterility | 🧠 Grammar Rule: 'Sterility' is the noun. | ❌ Why Not Others? | B — sterile: 'Sterile' is the adjective. | C — sterilize: not the correct answer here | D — sterilizing: not the correct answer here | ⚠️ Exam Trap: Read the exact question — the correct fact and its look-alike options are easy to interchange. | 📌 Rule to Remember: sterility → the noun</w:t>
       </w:r>
     </w:p>
     <w:p>
@@ -6019,7 +6019,7 @@
     </w:p>
     <w:p>
       <w:r>
-        <w:t>Solution: 'हर्ष' का विलोम 'विषाद' है।</w:t>
+        <w:t>Solution: ⚠ MULTIPLE MATCHES: ✅ Correct Answer: A. विषाद | 🧠 Grammar Rule: 'हर्ष' का विलोम 'विषाद' है। | ❌ Why Not Others? | B — आनंद: not the correct answer here | C — उल्लास: not the correct answer here | D — प्रसन्नता: not the correct answer here | ⚠️ Exam Trap: Read the exact question — the correct fact and its look-alike options are easy to interchange. | 📌 Rule to Remember: विषाद → हर्ष' का विलोम ' ' है। || ✅ Correct Answer: A. विषाद | 🧠 Grammar Rule: 'हर्ष' का विलोम 'विषाद' है। | ❌ Why Not Others? | B — आनंद: not the correct answer here | C — प्रसन्नता: not the correct answer here | D — उल्लास: not the correct answer here | ⚠️ Exam Trap: Read the exact question — the correct fact and its look-alike options are easy to interchange. | 📌 Rule to Remember: विषाद → हर्ष' का विलोम ' ' है।</w:t>
       </w:r>
     </w:p>
     <w:p>
@@ -6064,7 +6064,7 @@
     </w:p>
     <w:p>
       <w:r>
-        <w:t>Solution: Latin comparatives (senior, junior) take 'to'.</w:t>
+        <w:t>Solution: ✅ Correct Answer: A. to | 🧠 Grammar Rule: Latin comparatives (senior, junior) take 'to'. | ❌ Why Not Others? | B — than: 'No sooner...than' requires inversion. | C — from: We say 'suffer from' an illness. | D — of: We say 'accused of' an offence. | ⚠️ Exam Trap: Read the exact question — the correct fact and its look-alike options are easy to interchange. | 📌 Rule to Remember: to → Latin comparatives (senior, junior) take ' '</w:t>
       </w:r>
     </w:p>
     <w:p>
@@ -6109,7 +6109,7 @@
     </w:p>
     <w:p>
       <w:r>
-        <w:t>Solution: Serial ports are largely obsolete, replaced by USB.</w:t>
+        <w:t>Solution: ✅ Correct Answer: A. An older interface for modems and devices | 🧠 Explanation: Serial ports are largely obsolete, replaced by USB. | ❌ Why Not Others? | B — A modern video port: not the correct option here | C — A power port: not the correct option here | D — A network port: not the correct option here | ⚠️ Exam Trap: Read the exact question — the correct fact and its look-alike options are easy to interchange. | 💎 PNC Pearl: An older interface for modems and devices → Serial ports are largely obsolete, replaced by USB</w:t>
       </w:r>
     </w:p>
     <w:p>
@@ -6154,7 +6154,7 @@
     </w:p>
     <w:p>
       <w:r>
-        <w:t>Solution: Dots per inch measure print sharpness — more dots, finer output.</w:t>
+        <w:t>Solution: ✅ Correct Answer: A. Higher print quality/resolution | 🧠 Explanation: Dots per inch measure print sharpness — more dots, finer output. | ❌ Why Not Others? | B — Faster speed: not the correct option here | C — More memory: not the correct option here | D — Lower quality: not the correct option here | ⚠️ Exam Trap: Read the exact question — the correct fact and its look-alike options are easy to interchange. | 💎 PNC Pearl: Higher print quality/resolution → Dots per inch measure print sharpness — more dots, finer output</w:t>
       </w:r>
     </w:p>
     <w:p>
@@ -6199,7 +6199,7 @@
     </w:p>
     <w:p>
       <w:r>
-        <w:t>Solution: .in is India's country-code top-level domain.</w:t>
+        <w:t>Solution: ✅ Correct Answer: A. .in | 🧠 Explanation: .in is India's country-code top-level domain. | ❌ Why Not Others? | B — .com: not the correct option here | C — .org: not the correct option here | D — .us: not the correct option here | ⚠️ Exam Trap: Read the exact question — the correct fact and its look-alike options are easy to interchange. | 💎 PNC Pearl: .in → India's country-code top-level domain</w:t>
       </w:r>
     </w:p>
     <w:p>
@@ -6244,7 +6244,7 @@
     </w:p>
     <w:p>
       <w:r>
-        <w:t>Solution: Hexadecimal uses 0-9 and A-F.</w:t>
+        <w:t>Solution: ✅ Correct Answer: A. 16 | 🧠 Explanation: Hexadecimal uses 0-9 and A-F. | ❌ Why Not Others? | B — 2: not the correct option here | C — 8: Octal digits range 0-7. | D — 10: 1010₂ = 8 + 0 + 2 + 0 = 10. | ⚠️ Exam Trap: Read the exact question — the correct fact and its look-alike options are easy to interchange. | 💎 PNC Pearl: 16 → Hexadecimal uses 0-9 and A-F</w:t>
       </w:r>
     </w:p>
     <w:p>
@@ -6289,7 +6289,7 @@
     </w:p>
     <w:p>
       <w:r>
-        <w:t>Solution: Language settings are on the Review tab.</w:t>
+        <w:t>Solution: ✅ Correct Answer: A. Review tab (Language) | 🧠 Explanation: Language settings are on the Review tab. | ❌ Why Not Others? | B — Insert tab: Tables are inserted from the Insert tab on the ribbon. | C — View tab: not the correct option here | D — File tab only: not the correct option here | ⚠️ Exam Trap: Don’t confuse "Review tab (Language)" with "View tab" — they look alike and are easy to interchange. | 💎 PNC Pearl: Correct spelling: Review tab (Language)</w:t>
       </w:r>
     </w:p>
     <w:p>
@@ -6334,7 +6334,7 @@
     </w:p>
     <w:p>
       <w:r>
-        <w:t>Solution: Disk Cleanup removes temporary and unused files.</w:t>
+        <w:t>Solution: ✅ Correct Answer: A. Free disk space by removing junk files | 🧠 Explanation: Disk Cleanup removes temporary and unused files. | ❌ Why Not Others? | B — Defragment the disk: not the correct option here | C — Encrypt files: not the correct option here | D — Backup files: not the correct option here | ⚠️ Exam Trap: Read the exact question — the correct fact and its look-alike options are easy to interchange. | 💎 PNC Pearl: Free disk space by removing junk files → Disk Cleanup removes temporary and unused files</w:t>
       </w:r>
     </w:p>
     <w:p>
@@ -6379,7 +6379,7 @@
     </w:p>
     <w:p>
       <w:r>
-        <w:t>Solution: PS/2 (purple keyboard, green mouse) predates USB.</w:t>
+        <w:t>Solution: ✅ Correct Answer: A. Keyboards and mice | 🧠 Explanation: PS/2 (purple keyboard, green mouse) predates USB. | ❌ Why Not Others? | B — Monitors: 16:9 is the standard widescreen format. | C — Speakers: not the correct option here | D — Storage: SANs present raw blocks; NAS serves files. | ⚠️ Exam Trap: Read the exact question — the correct fact and its look-alike options are easy to interchange. | 💎 PNC Pearl: Keyboards and mice → PS/2 (purple keyboard, green mouse) predates USB</w:t>
       </w:r>
     </w:p>
     <w:p>
@@ -6424,7 +6424,7 @@
     </w:p>
     <w:p>
       <w:r>
-        <w:t>Solution: Minimization reduces privacy risk.</w:t>
+        <w:t>Solution: ✅ Correct Answer: A. Collecting only necessary data | 🧠 Explanation: Minimization reduces privacy risk. | ❌ Why Not Others? | B — Deleting all data: not the correct option here | C — Collecting everything: not the correct option here | D — Sharing data widely: not the correct option here | ⚠️ Exam Trap: Read the exact question — the correct fact and its look-alike options are easy to interchange. | 💎 PNC Pearl: Collecting only necessary data → Minimization reduces privacy risk</w:t>
       </w:r>
     </w:p>
     <w:p>
@@ -6469,7 +6469,7 @@
     </w:p>
     <w:p>
       <w:r>
-        <w:t>Solution: The pagefile supports virtual memory on disk.</w:t>
+        <w:t>Solution: ✅ Correct Answer: A. Virtual memory | 🧠 Explanation: The pagefile supports virtual memory on disk. | ❌ Why Not Others? | B — Booting: Loads the operating system into memory. | C — Printing: Plotters print large-format graphics and blueprints. | D — Scanning: not the correct option here | ⚠️ Exam Trap: Read the exact question — the correct fact and its look-alike options are easy to interchange. | 💎 PNC Pearl: Virtual memory → The pagefile supports on disk</w:t>
       </w:r>
     </w:p>
     <w:p>
@@ -6514,7 +6514,7 @@
     </w:p>
     <w:p>
       <w:r>
-        <w:t>Solution: Pivot tables aggregate and cross-tabulate data.</w:t>
+        <w:t>Solution: ✅ Correct Answer: A. Summarise and analyse large data | 🧠 Explanation: Pivot tables aggregate and cross-tabulate data. | ❌ Why Not Others? | B — Print reports: not the correct option here | C — Insert images: not the correct option here | D — Check spelling: not the correct option here | ⚠️ Exam Trap: Read the exact question — the correct fact and its look-alike options are easy to interchange. | 💎 PNC Pearl: Summarise and analyse large data → Pivot tables aggregate and cross-tabulate data</w:t>
       </w:r>
     </w:p>
     <w:p>
@@ -6559,7 +6559,7 @@
     </w:p>
     <w:p>
       <w:r>
-        <w:t>Solution: System File Checker repairs corrupted Windows files.</w:t>
+        <w:t>Solution: ✅ Correct Answer: A. Scans and repairs protected system files | 🧠 Explanation: System File Checker repairs corrupted Windows files. | ❌ Why Not Others? | B — Scans for viruses: not the correct option here | C — Formats the disk: not the correct option here | D — Backs up data: not the correct option here | ⚠️ Exam Trap: Read the exact question — the correct fact and its look-alike options are easy to interchange. | 💎 PNC Pearl: Scans and repairs protected system files → System File Checker repairs corrupted Windows files</w:t>
       </w:r>
     </w:p>
     <w:p>
@@ -6604,7 +6604,7 @@
     </w:p>
     <w:p>
       <w:r>
-        <w:t>Solution: Partitions allow multiple file systems on one disk.</w:t>
+        <w:t>Solution: ✅ Correct Answer: A. A logical division of the disk | 🧠 Explanation: Partitions allow multiple file systems on one disk. | ❌ Why Not Others? | B — A type of cable: not the correct option here | C — A printer tray: not the correct option here | D — A monitor stand: not the correct option here | ⚠️ Exam Trap: Read the exact question — the correct fact and its look-alike options are easy to interchange. | 💎 PNC Pearl: A logical division of the disk → Partitions allow multiple file systems on one disk</w:t>
       </w:r>
     </w:p>
     <w:p>
@@ -6649,7 +6649,7 @@
     </w:p>
     <w:p>
       <w:r>
-        <w:t>Solution: Compilers translate entire programs; interpreters translate line by line.</w:t>
+        <w:t>Solution: ✅ Correct Answer: A. Compiler | 🧠 Explanation: Compilers translate entire programs; interpreters translate line by line. | ❌ Why Not Others? | B — Browser: CSRF abuses the user's authenticated session. | C — Editor: not the correct option here | D — Antivirus: Programs scan and remove malicious software. | ⚠️ Exam Trap: Read the exact question — the correct fact and its look-alike options are easy to interchange. | 💎 PNC Pearl: Compiler → Compilers translate entire programs; interpreters translate line by line</w:t>
       </w:r>
     </w:p>
     <w:p>
@@ -6694,7 +6694,7 @@
     </w:p>
     <w:p>
       <w:r>
-        <w:t>Solution: SMTP (Simple Mail Transfer Protocol) sends email.</w:t>
+        <w:t>Solution: ✅ Correct Answer: A. SMTP | 🧠 Explanation: SMTP (Simple Mail Transfer Protocol) sends email. | ❌ Why Not Others? | B — HTTP: HTTP/HTTPS serves web content. | C — FTP: not the correct option here | D — SNMP: not the correct option here | ⚠️ Exam Trap: Read the exact question — the correct fact and its look-alike options are easy to interchange. | 💎 PNC Pearl: SMTP → (Simple Mail Transfer Protocol) sends email</w:t>
       </w:r>
     </w:p>
     <w:p>
@@ -6739,7 +6739,7 @@
     </w:p>
     <w:p>
       <w:r>
-        <w:t>Solution: Open source (Linux, Firefox) allows access and modification of source code.</w:t>
+        <w:t>Solution: ✅ Correct Answer: A. Source code is freely available and modifiable | 🧠 Explanation: Open source (Linux, Firefox) allows access and modification of source code. | ❌ Why Not Others? | B — It is freeware only: not the correct option here | C — It cannot be copied: not the correct option here | D — It is paid: not the correct option here | ⚠️ Exam Trap: Read the exact question — the correct fact and its look-alike options are easy to interchange. | 💎 PNC Pearl: Source code is freely available and modifiable → Open source (Linux, Firefox) allows access and modification of source code</w:t>
       </w:r>
     </w:p>
     <w:p>
